--- a/docs/Transformer-II.docx
+++ b/docs/Transformer-II.docx
@@ -28,16 +28,7 @@
           <w:sz w:val="40"/>
           <w:szCs w:val="40"/>
         </w:rPr>
-        <w:t xml:space="preserve"> From Scratch - I</w:t>
-      </w:r>
-      <w:r>
-        <w:rPr>
-          <w:b/>
-          <w:bCs/>
-          <w:sz w:val="40"/>
-          <w:szCs w:val="40"/>
-        </w:rPr>
-        <w:t>I</w:t>
+        <w:t xml:space="preserve"> From Scratch - II</w:t>
       </w:r>
     </w:p>
     <w:p>
@@ -913,16 +904,16 @@
         <w:rPr>
           <w:rFonts w:eastAsiaTheme="minorEastAsia"/>
           <w:i/>
-          <w:sz w:val="22"/>
-          <w:szCs w:val="22"/>
+          <w:sz w:val="28"/>
+          <w:szCs w:val="28"/>
         </w:rPr>
       </w:pPr>
       <m:oMath>
         <m:r>
           <w:rPr>
             <w:rFonts w:ascii="Cambria Math" w:eastAsiaTheme="minorEastAsia" w:hAnsi="Cambria Math"/>
-            <w:sz w:val="22"/>
-            <w:szCs w:val="22"/>
+            <w:sz w:val="28"/>
+            <w:szCs w:val="28"/>
           </w:rPr>
           <m:t>dY=∂L/∂Y</m:t>
         </m:r>
@@ -931,8 +922,8 @@
         <w:rPr>
           <w:rFonts w:eastAsiaTheme="minorEastAsia"/>
           <w:i/>
-          <w:sz w:val="22"/>
-          <w:szCs w:val="22"/>
+          <w:sz w:val="28"/>
+          <w:szCs w:val="28"/>
         </w:rPr>
         <w:t xml:space="preserve"> </w:t>
       </w:r>
@@ -942,14 +933,16 @@
         <w:rPr>
           <w:rFonts w:eastAsiaTheme="minorEastAsia"/>
           <w:i/>
+          <w:sz w:val="32"/>
+          <w:szCs w:val="32"/>
         </w:rPr>
       </w:pPr>
       <m:oMath>
         <m:r>
           <w:rPr>
             <w:rFonts w:ascii="Cambria Math" w:eastAsiaTheme="minorEastAsia" w:hAnsi="Cambria Math"/>
-            <w:sz w:val="22"/>
-            <w:szCs w:val="22"/>
+            <w:sz w:val="28"/>
+            <w:szCs w:val="28"/>
           </w:rPr>
           <m:t>dX=∂L/∂X</m:t>
         </m:r>
@@ -958,6 +951,8 @@
         <w:rPr>
           <w:rFonts w:eastAsiaTheme="minorEastAsia"/>
           <w:i/>
+          <w:sz w:val="32"/>
+          <w:szCs w:val="32"/>
         </w:rPr>
         <w:t xml:space="preserve"> </w:t>
       </w:r>
@@ -2567,7 +2562,46 @@
           <w:sz w:val="22"/>
           <w:szCs w:val="22"/>
         </w:rPr>
-        <w:t xml:space="preserve">Let X be a matrix of shape (m, n). Softmax is applied to each entry </w:t>
+        <w:t>Let X be a matrix of shape (m, n)</w:t>
+      </w:r>
+      <w:r>
+        <w:rPr>
+          <w:rFonts w:eastAsiaTheme="minorEastAsia"/>
+          <w:bCs/>
+          <w:sz w:val="22"/>
+          <w:szCs w:val="22"/>
+        </w:rPr>
+        <w:t>,</w:t>
+      </w:r>
+      <w:r>
+        <w:t xml:space="preserve"> </w:t>
+      </w:r>
+      <w:r>
+        <w:rPr>
+          <w:rFonts w:eastAsiaTheme="minorEastAsia"/>
+          <w:bCs/>
+          <w:sz w:val="22"/>
+          <w:szCs w:val="22"/>
+        </w:rPr>
+        <w:t>m = seq_len, n = d_model</w:t>
+      </w:r>
+      <w:r>
+        <w:rPr>
+          <w:rFonts w:eastAsiaTheme="minorEastAsia"/>
+          <w:bCs/>
+          <w:sz w:val="22"/>
+          <w:szCs w:val="22"/>
+        </w:rPr>
+        <w:t xml:space="preserve"> </w:t>
+      </w:r>
+      <w:r>
+        <w:rPr>
+          <w:rFonts w:eastAsiaTheme="minorEastAsia"/>
+          <w:bCs/>
+          <w:sz w:val="22"/>
+          <w:szCs w:val="22"/>
+        </w:rPr>
+        <w:t xml:space="preserve">. Softmax is applied to each entry </w:t>
       </w:r>
       <m:oMath>
         <m:sSub>
@@ -11506,7 +11540,23 @@
           <w:sz w:val="22"/>
           <w:szCs w:val="22"/>
         </w:rPr>
-        <w:t>Y = the output matrix of the softmax function (the forward-pass result)</w:t>
+        <w:t xml:space="preserve">Y = the output matrix of the softmax function </w:t>
+      </w:r>
+      <w:r>
+        <w:rPr>
+          <w:rFonts w:eastAsiaTheme="minorEastAsia"/>
+          <w:sz w:val="22"/>
+          <w:szCs w:val="22"/>
+        </w:rPr>
+        <w:t>(t</w:t>
+      </w:r>
+      <w:r>
+        <w:rPr>
+          <w:rFonts w:eastAsiaTheme="minorEastAsia"/>
+          <w:sz w:val="22"/>
+          <w:szCs w:val="22"/>
+        </w:rPr>
+        <w:t>he forward-pass result)</w:t>
       </w:r>
     </w:p>
     <w:p>
@@ -12021,7 +12071,42 @@
           <w:sz w:val="22"/>
           <w:szCs w:val="22"/>
         </w:rPr>
-        <w:t>Let X be the input matrix to Layer Normalization, of shape (m, n), and Y = LayerNorm(X) the output matrix of the same shape. Each row is normalized independently, using its own mean and variance across the n feature columns, then rescaled by learnable parameters γ and β:</w:t>
+        <w:t>Let X be the input matrix to Layer Normalization, of shape (m, n)</w:t>
+      </w:r>
+      <w:r>
+        <w:rPr>
+          <w:rFonts w:eastAsiaTheme="minorEastAsia"/>
+          <w:sz w:val="22"/>
+          <w:szCs w:val="22"/>
+        </w:rPr>
+        <w:t>,</w:t>
+      </w:r>
+      <w:r>
+        <w:t xml:space="preserve"> </w:t>
+      </w:r>
+      <w:r>
+        <w:rPr>
+          <w:rFonts w:eastAsiaTheme="minorEastAsia"/>
+          <w:sz w:val="22"/>
+          <w:szCs w:val="22"/>
+        </w:rPr>
+        <w:t>m = seq_len, n = d_model</w:t>
+      </w:r>
+      <w:r>
+        <w:rPr>
+          <w:rFonts w:eastAsiaTheme="minorEastAsia"/>
+          <w:sz w:val="22"/>
+          <w:szCs w:val="22"/>
+        </w:rPr>
+        <w:t xml:space="preserve"> </w:t>
+      </w:r>
+      <w:r>
+        <w:rPr>
+          <w:rFonts w:eastAsiaTheme="minorEastAsia"/>
+          <w:sz w:val="22"/>
+          <w:szCs w:val="22"/>
+        </w:rPr>
+        <w:t>, and Y = LayerNorm(X) the output matrix of the same shape. Each row is normalized independently, using its own mean and variance across the n feature columns, then rescaled by learnable parameters γ and β:</w:t>
       </w:r>
     </w:p>
     <w:p>
@@ -12894,7 +12979,23 @@
           <w:sz w:val="22"/>
           <w:szCs w:val="22"/>
         </w:rPr>
-        <w:t>ε = a small constant preventing division by zero (this implementation uses ε = 1e-7)</w:t>
+        <w:t xml:space="preserve">ε = a small constant preventing division by zero </w:t>
+      </w:r>
+      <w:r>
+        <w:rPr>
+          <w:rFonts w:eastAsiaTheme="minorEastAsia"/>
+          <w:sz w:val="22"/>
+          <w:szCs w:val="22"/>
+        </w:rPr>
+        <w:t>(t</w:t>
+      </w:r>
+      <w:r>
+        <w:rPr>
+          <w:rFonts w:eastAsiaTheme="minorEastAsia"/>
+          <w:sz w:val="22"/>
+          <w:szCs w:val="22"/>
+        </w:rPr>
+        <w:t>his implementation uses ε = 1e-7)</w:t>
       </w:r>
     </w:p>
     <w:p>
@@ -28082,7 +28183,6 @@
         </w:rPr>
         <w:t xml:space="preserve"> </w:t>
       </w:r>
-      <w:proofErr w:type="spellStart"/>
       <w:r>
         <w:rPr>
           <w:rFonts w:ascii="Consolas" w:eastAsia="Times New Roman" w:hAnsi="Consolas" w:cs="Times New Roman"/>
@@ -28094,7 +28194,6 @@
         </w:rPr>
         <w:t>layernormGrad</w:t>
       </w:r>
-      <w:proofErr w:type="spellEnd"/>
       <w:r>
         <w:rPr>
           <w:rFonts w:ascii="Consolas" w:eastAsia="Times New Roman" w:hAnsi="Consolas" w:cs="Times New Roman"/>
@@ -28115,55 +28214,7 @@
           <w:szCs w:val="21"/>
           <w14:ligatures w14:val="none"/>
         </w:rPr>
-        <w:t xml:space="preserve"> </w:t>
-      </w:r>
-      <w:proofErr w:type="spellStart"/>
-      <w:r>
-        <w:rPr>
-          <w:rFonts w:ascii="Consolas" w:eastAsia="Times New Roman" w:hAnsi="Consolas" w:cs="Times New Roman"/>
-          <w:color w:val="D2A6FF"/>
-          <w:kern w:val="0"/>
-          <w:sz w:val="21"/>
-          <w:szCs w:val="21"/>
-          <w14:ligatures w14:val="none"/>
-        </w:rPr>
-        <w:t>dY</w:t>
-      </w:r>
-      <w:proofErr w:type="spellEnd"/>
-      <w:r>
-        <w:rPr>
-          <w:rFonts w:ascii="Consolas" w:eastAsia="Times New Roman" w:hAnsi="Consolas" w:cs="Times New Roman"/>
-          <w:color w:val="D2A6FF"/>
-          <w:kern w:val="0"/>
-          <w:sz w:val="21"/>
-          <w:szCs w:val="21"/>
-          <w14:ligatures w14:val="none"/>
-        </w:rPr>
-        <w:t xml:space="preserve">, </w:t>
-      </w:r>
-      <w:proofErr w:type="spellStart"/>
-      <w:r>
-        <w:rPr>
-          <w:rFonts w:ascii="Consolas" w:eastAsia="Times New Roman" w:hAnsi="Consolas" w:cs="Times New Roman"/>
-          <w:color w:val="D2A6FF"/>
-          <w:kern w:val="0"/>
-          <w:sz w:val="21"/>
-          <w:szCs w:val="21"/>
-          <w14:ligatures w14:val="none"/>
-        </w:rPr>
-        <w:t>Xhat</w:t>
-      </w:r>
-      <w:proofErr w:type="spellEnd"/>
-      <w:r>
-        <w:rPr>
-          <w:rFonts w:ascii="Consolas" w:eastAsia="Times New Roman" w:hAnsi="Consolas" w:cs="Times New Roman"/>
-          <w:color w:val="D2A6FF"/>
-          <w:kern w:val="0"/>
-          <w:sz w:val="21"/>
-          <w:szCs w:val="21"/>
-          <w14:ligatures w14:val="none"/>
-        </w:rPr>
-        <w:t>, gamma, variance, epsilon</w:t>
+        <w:t xml:space="preserve"> dY, Xhat, gamma, variance, epsilon</w:t>
       </w:r>
       <w:r>
         <w:rPr>
@@ -28251,9 +28302,19 @@
           <w:szCs w:val="21"/>
           <w14:ligatures w14:val="none"/>
         </w:rPr>
-        <w:t xml:space="preserve">        </w:t>
-      </w:r>
-      <w:proofErr w:type="spellStart"/>
+        <w:t xml:space="preserve">        dgamma </w:t>
+      </w:r>
+      <w:r>
+        <w:rPr>
+          <w:rFonts w:ascii="Consolas" w:eastAsia="Times New Roman" w:hAnsi="Consolas" w:cs="Times New Roman"/>
+          <w:color w:val="F29668"/>
+          <w:kern w:val="0"/>
+          <w:sz w:val="21"/>
+          <w:szCs w:val="21"/>
+          <w14:ligatures w14:val="none"/>
+        </w:rPr>
+        <w:t>=</w:t>
+      </w:r>
       <w:r>
         <w:rPr>
           <w:rFonts w:ascii="Consolas" w:eastAsia="Times New Roman" w:hAnsi="Consolas" w:cs="Times New Roman"/>
@@ -28263,9 +28324,19 @@
           <w:szCs w:val="21"/>
           <w14:ligatures w14:val="none"/>
         </w:rPr>
-        <w:t>dgamma</w:t>
-      </w:r>
-      <w:proofErr w:type="spellEnd"/>
+        <w:t xml:space="preserve"> </w:t>
+      </w:r>
+      <w:r>
+        <w:rPr>
+          <w:rFonts w:ascii="Consolas" w:eastAsia="Times New Roman" w:hAnsi="Consolas" w:cs="Times New Roman"/>
+          <w:color w:val="59C2FF"/>
+          <w:kern w:val="0"/>
+          <w:sz w:val="21"/>
+          <w:szCs w:val="21"/>
+          <w14:ligatures w14:val="none"/>
+        </w:rPr>
+        <w:t>np</w:t>
+      </w:r>
       <w:r>
         <w:rPr>
           <w:rFonts w:ascii="Consolas" w:eastAsia="Times New Roman" w:hAnsi="Consolas" w:cs="Times New Roman"/>
@@ -28275,6 +28346,61 @@
           <w:szCs w:val="21"/>
           <w14:ligatures w14:val="none"/>
         </w:rPr>
+        <w:t>.</w:t>
+      </w:r>
+      <w:r>
+        <w:rPr>
+          <w:rFonts w:ascii="Consolas" w:eastAsia="Times New Roman" w:hAnsi="Consolas" w:cs="Times New Roman"/>
+          <w:color w:val="FFB454"/>
+          <w:kern w:val="0"/>
+          <w:sz w:val="21"/>
+          <w:szCs w:val="21"/>
+          <w14:ligatures w14:val="none"/>
+        </w:rPr>
+        <w:t>sum</w:t>
+      </w:r>
+      <w:r>
+        <w:rPr>
+          <w:rFonts w:ascii="Consolas" w:eastAsia="Times New Roman" w:hAnsi="Consolas" w:cs="Times New Roman"/>
+          <w:color w:val="BFBDB6"/>
+          <w:kern w:val="0"/>
+          <w:sz w:val="21"/>
+          <w:szCs w:val="21"/>
+          <w14:ligatures w14:val="none"/>
+        </w:rPr>
+        <w:t>(</w:t>
+      </w:r>
+      <w:r>
+        <w:rPr>
+          <w:rFonts w:ascii="Consolas" w:eastAsia="Times New Roman" w:hAnsi="Consolas" w:cs="Times New Roman"/>
+          <w:color w:val="D2A6FF"/>
+          <w:kern w:val="0"/>
+          <w:sz w:val="21"/>
+          <w:szCs w:val="21"/>
+          <w14:ligatures w14:val="none"/>
+        </w:rPr>
+        <w:t>d</w:t>
+      </w:r>
+      <w:r>
+        <w:rPr>
+          <w:rFonts w:ascii="Consolas" w:eastAsia="Times New Roman" w:hAnsi="Consolas" w:cs="Times New Roman"/>
+          <w:color w:val="D2A6FF"/>
+          <w:kern w:val="0"/>
+          <w:sz w:val="21"/>
+          <w:szCs w:val="21"/>
+          <w14:ligatures w14:val="none"/>
+        </w:rPr>
+        <w:t>Y</w:t>
+      </w:r>
+      <w:r>
+        <w:rPr>
+          <w:rFonts w:ascii="Consolas" w:eastAsia="Times New Roman" w:hAnsi="Consolas" w:cs="Times New Roman"/>
+          <w:color w:val="BFBDB6"/>
+          <w:kern w:val="0"/>
+          <w:sz w:val="21"/>
+          <w:szCs w:val="21"/>
+          <w14:ligatures w14:val="none"/>
+        </w:rPr>
         <w:t xml:space="preserve"> </w:t>
       </w:r>
       <w:r>
@@ -28286,7 +28412,7 @@
           <w:szCs w:val="21"/>
           <w14:ligatures w14:val="none"/>
         </w:rPr>
-        <w:t>=</w:t>
+        <w:t>*</w:t>
       </w:r>
       <w:r>
         <w:rPr>
@@ -28297,134 +28423,7 @@
           <w:szCs w:val="21"/>
           <w14:ligatures w14:val="none"/>
         </w:rPr>
-        <w:t xml:space="preserve"> </w:t>
-      </w:r>
-      <w:proofErr w:type="spellStart"/>
-      <w:r>
-        <w:rPr>
-          <w:rFonts w:ascii="Consolas" w:eastAsia="Times New Roman" w:hAnsi="Consolas" w:cs="Times New Roman"/>
-          <w:color w:val="59C2FF"/>
-          <w:kern w:val="0"/>
-          <w:sz w:val="21"/>
-          <w:szCs w:val="21"/>
-          <w14:ligatures w14:val="none"/>
-        </w:rPr>
-        <w:t>np</w:t>
-      </w:r>
-      <w:r>
-        <w:rPr>
-          <w:rFonts w:ascii="Consolas" w:eastAsia="Times New Roman" w:hAnsi="Consolas" w:cs="Times New Roman"/>
-          <w:color w:val="BFBDB6"/>
-          <w:kern w:val="0"/>
-          <w:sz w:val="21"/>
-          <w:szCs w:val="21"/>
-          <w14:ligatures w14:val="none"/>
-        </w:rPr>
-        <w:t>.</w:t>
-      </w:r>
-      <w:r>
-        <w:rPr>
-          <w:rFonts w:ascii="Consolas" w:eastAsia="Times New Roman" w:hAnsi="Consolas" w:cs="Times New Roman"/>
-          <w:color w:val="FFB454"/>
-          <w:kern w:val="0"/>
-          <w:sz w:val="21"/>
-          <w:szCs w:val="21"/>
-          <w14:ligatures w14:val="none"/>
-        </w:rPr>
-        <w:t>sum</w:t>
-      </w:r>
-      <w:proofErr w:type="spellEnd"/>
-      <w:r>
-        <w:rPr>
-          <w:rFonts w:ascii="Consolas" w:eastAsia="Times New Roman" w:hAnsi="Consolas" w:cs="Times New Roman"/>
-          <w:color w:val="BFBDB6"/>
-          <w:kern w:val="0"/>
-          <w:sz w:val="21"/>
-          <w:szCs w:val="21"/>
-          <w14:ligatures w14:val="none"/>
-        </w:rPr>
-        <w:t>(</w:t>
-      </w:r>
-      <w:proofErr w:type="spellStart"/>
-      <w:r>
-        <w:rPr>
-          <w:rFonts w:ascii="Consolas" w:eastAsia="Times New Roman" w:hAnsi="Consolas" w:cs="Times New Roman"/>
-          <w:color w:val="D2A6FF"/>
-          <w:kern w:val="0"/>
-          <w:sz w:val="21"/>
-          <w:szCs w:val="21"/>
-          <w14:ligatures w14:val="none"/>
-        </w:rPr>
-        <w:t>d</w:t>
-      </w:r>
-      <w:r>
-        <w:rPr>
-          <w:rFonts w:ascii="Consolas" w:eastAsia="Times New Roman" w:hAnsi="Consolas" w:cs="Times New Roman"/>
-          <w:color w:val="D2A6FF"/>
-          <w:kern w:val="0"/>
-          <w:sz w:val="21"/>
-          <w:szCs w:val="21"/>
-          <w14:ligatures w14:val="none"/>
-        </w:rPr>
-        <w:t>Y</w:t>
-      </w:r>
-      <w:proofErr w:type="spellEnd"/>
-      <w:r>
-        <w:rPr>
-          <w:rFonts w:ascii="Consolas" w:eastAsia="Times New Roman" w:hAnsi="Consolas" w:cs="Times New Roman"/>
-          <w:color w:val="BFBDB6"/>
-          <w:kern w:val="0"/>
-          <w:sz w:val="21"/>
-          <w:szCs w:val="21"/>
-          <w14:ligatures w14:val="none"/>
-        </w:rPr>
-        <w:t xml:space="preserve"> </w:t>
-      </w:r>
-      <w:r>
-        <w:rPr>
-          <w:rFonts w:ascii="Consolas" w:eastAsia="Times New Roman" w:hAnsi="Consolas" w:cs="Times New Roman"/>
-          <w:color w:val="F29668"/>
-          <w:kern w:val="0"/>
-          <w:sz w:val="21"/>
-          <w:szCs w:val="21"/>
-          <w14:ligatures w14:val="none"/>
-        </w:rPr>
-        <w:t>*</w:t>
-      </w:r>
-      <w:r>
-        <w:rPr>
-          <w:rFonts w:ascii="Consolas" w:eastAsia="Times New Roman" w:hAnsi="Consolas" w:cs="Times New Roman"/>
-          <w:color w:val="BFBDB6"/>
-          <w:kern w:val="0"/>
-          <w:sz w:val="21"/>
-          <w:szCs w:val="21"/>
-          <w14:ligatures w14:val="none"/>
-        </w:rPr>
-        <w:t xml:space="preserve"> </w:t>
-      </w:r>
-      <w:proofErr w:type="spellStart"/>
-      <w:r>
-        <w:rPr>
-          <w:rFonts w:ascii="Consolas" w:eastAsia="Times New Roman" w:hAnsi="Consolas" w:cs="Times New Roman"/>
-          <w:color w:val="BFBDB6"/>
-          <w:kern w:val="0"/>
-          <w:sz w:val="21"/>
-          <w:szCs w:val="21"/>
-          <w14:ligatures w14:val="none"/>
-        </w:rPr>
-        <w:t>Xhat</w:t>
-      </w:r>
-      <w:proofErr w:type="spellEnd"/>
-      <w:r>
-        <w:rPr>
-          <w:rFonts w:ascii="Consolas" w:eastAsia="Times New Roman" w:hAnsi="Consolas" w:cs="Times New Roman"/>
-          <w:color w:val="BFBDB6"/>
-          <w:kern w:val="0"/>
-          <w:sz w:val="21"/>
-          <w:szCs w:val="21"/>
-          <w14:ligatures w14:val="none"/>
-        </w:rPr>
-        <w:t>, axis</w:t>
+        <w:t xml:space="preserve"> Xhat, axis</w:t>
       </w:r>
       <w:r>
         <w:rPr>
@@ -28534,9 +28533,19 @@
           <w:szCs w:val="21"/>
           <w14:ligatures w14:val="none"/>
         </w:rPr>
-        <w:t xml:space="preserve">        </w:t>
-      </w:r>
-      <w:proofErr w:type="spellStart"/>
+        <w:t xml:space="preserve">        dbeta </w:t>
+      </w:r>
+      <w:r>
+        <w:rPr>
+          <w:rFonts w:ascii="Consolas" w:eastAsia="Times New Roman" w:hAnsi="Consolas" w:cs="Times New Roman"/>
+          <w:color w:val="F29668"/>
+          <w:kern w:val="0"/>
+          <w:sz w:val="21"/>
+          <w:szCs w:val="21"/>
+          <w14:ligatures w14:val="none"/>
+        </w:rPr>
+        <w:t>=</w:t>
+      </w:r>
       <w:r>
         <w:rPr>
           <w:rFonts w:ascii="Consolas" w:eastAsia="Times New Roman" w:hAnsi="Consolas" w:cs="Times New Roman"/>
@@ -28546,9 +28555,19 @@
           <w:szCs w:val="21"/>
           <w14:ligatures w14:val="none"/>
         </w:rPr>
-        <w:t>dbeta</w:t>
-      </w:r>
-      <w:proofErr w:type="spellEnd"/>
+        <w:t xml:space="preserve"> </w:t>
+      </w:r>
+      <w:r>
+        <w:rPr>
+          <w:rFonts w:ascii="Consolas" w:eastAsia="Times New Roman" w:hAnsi="Consolas" w:cs="Times New Roman"/>
+          <w:color w:val="59C2FF"/>
+          <w:kern w:val="0"/>
+          <w:sz w:val="21"/>
+          <w:szCs w:val="21"/>
+          <w14:ligatures w14:val="none"/>
+        </w:rPr>
+        <w:t>np</w:t>
+      </w:r>
       <w:r>
         <w:rPr>
           <w:rFonts w:ascii="Consolas" w:eastAsia="Times New Roman" w:hAnsi="Consolas" w:cs="Times New Roman"/>
@@ -28558,18 +28577,18 @@
           <w:szCs w:val="21"/>
           <w14:ligatures w14:val="none"/>
         </w:rPr>
-        <w:t xml:space="preserve"> </w:t>
-      </w:r>
-      <w:r>
-        <w:rPr>
-          <w:rFonts w:ascii="Consolas" w:eastAsia="Times New Roman" w:hAnsi="Consolas" w:cs="Times New Roman"/>
-          <w:color w:val="F29668"/>
-          <w:kern w:val="0"/>
-          <w:sz w:val="21"/>
-          <w:szCs w:val="21"/>
-          <w14:ligatures w14:val="none"/>
-        </w:rPr>
-        <w:t>=</w:t>
+        <w:t>.</w:t>
+      </w:r>
+      <w:r>
+        <w:rPr>
+          <w:rFonts w:ascii="Consolas" w:eastAsia="Times New Roman" w:hAnsi="Consolas" w:cs="Times New Roman"/>
+          <w:color w:val="FFB454"/>
+          <w:kern w:val="0"/>
+          <w:sz w:val="21"/>
+          <w:szCs w:val="21"/>
+          <w14:ligatures w14:val="none"/>
+        </w:rPr>
+        <w:t>sum</w:t>
       </w:r>
       <w:r>
         <w:rPr>
@@ -28580,55 +28599,8 @@
           <w:szCs w:val="21"/>
           <w14:ligatures w14:val="none"/>
         </w:rPr>
-        <w:t xml:space="preserve"> </w:t>
-      </w:r>
-      <w:proofErr w:type="spellStart"/>
-      <w:r>
-        <w:rPr>
-          <w:rFonts w:ascii="Consolas" w:eastAsia="Times New Roman" w:hAnsi="Consolas" w:cs="Times New Roman"/>
-          <w:color w:val="59C2FF"/>
-          <w:kern w:val="0"/>
-          <w:sz w:val="21"/>
-          <w:szCs w:val="21"/>
-          <w14:ligatures w14:val="none"/>
-        </w:rPr>
-        <w:t>np</w:t>
-      </w:r>
-      <w:r>
-        <w:rPr>
-          <w:rFonts w:ascii="Consolas" w:eastAsia="Times New Roman" w:hAnsi="Consolas" w:cs="Times New Roman"/>
-          <w:color w:val="BFBDB6"/>
-          <w:kern w:val="0"/>
-          <w:sz w:val="21"/>
-          <w:szCs w:val="21"/>
-          <w14:ligatures w14:val="none"/>
-        </w:rPr>
-        <w:t>.</w:t>
-      </w:r>
-      <w:r>
-        <w:rPr>
-          <w:rFonts w:ascii="Consolas" w:eastAsia="Times New Roman" w:hAnsi="Consolas" w:cs="Times New Roman"/>
-          <w:color w:val="FFB454"/>
-          <w:kern w:val="0"/>
-          <w:sz w:val="21"/>
-          <w:szCs w:val="21"/>
-          <w14:ligatures w14:val="none"/>
-        </w:rPr>
-        <w:t>sum</w:t>
-      </w:r>
-      <w:proofErr w:type="spellEnd"/>
-      <w:r>
-        <w:rPr>
-          <w:rFonts w:ascii="Consolas" w:eastAsia="Times New Roman" w:hAnsi="Consolas" w:cs="Times New Roman"/>
-          <w:color w:val="BFBDB6"/>
-          <w:kern w:val="0"/>
-          <w:sz w:val="21"/>
-          <w:szCs w:val="21"/>
-          <w14:ligatures w14:val="none"/>
-        </w:rPr>
         <w:t>(</w:t>
       </w:r>
-      <w:proofErr w:type="spellStart"/>
       <w:r>
         <w:rPr>
           <w:rFonts w:ascii="Consolas" w:eastAsia="Times New Roman" w:hAnsi="Consolas" w:cs="Times New Roman"/>
@@ -28649,19 +28621,7 @@
           <w:szCs w:val="21"/>
           <w14:ligatures w14:val="none"/>
         </w:rPr>
-        <w:t>Y</w:t>
-      </w:r>
-      <w:proofErr w:type="spellEnd"/>
-      <w:r>
-        <w:rPr>
-          <w:rFonts w:ascii="Consolas" w:eastAsia="Times New Roman" w:hAnsi="Consolas" w:cs="Times New Roman"/>
-          <w:color w:val="D2A6FF"/>
-          <w:kern w:val="0"/>
-          <w:sz w:val="21"/>
-          <w:szCs w:val="21"/>
-          <w14:ligatures w14:val="none"/>
-        </w:rPr>
-        <w:t xml:space="preserve"> </w:t>
+        <w:t xml:space="preserve">Y </w:t>
       </w:r>
       <w:r>
         <w:rPr>
@@ -29829,8 +29789,42 @@
           <w:rFonts w:eastAsiaTheme="minorEastAsia"/>
           <w:b/>
           <w:bCs/>
-        </w:rPr>
-      </w:pPr>
+          <w:sz w:val="28"/>
+          <w:szCs w:val="28"/>
+        </w:rPr>
+      </w:pPr>
+    </w:p>
+    <w:p>
+      <w:pPr>
+        <w:jc w:val="both"/>
+        <w:rPr>
+          <w:rFonts w:eastAsiaTheme="minorEastAsia"/>
+          <w:b/>
+          <w:bCs/>
+          <w:sz w:val="28"/>
+          <w:szCs w:val="28"/>
+        </w:rPr>
+      </w:pPr>
+      <w:r>
+        <w:rPr>
+          <w:rFonts w:eastAsiaTheme="minorEastAsia"/>
+          <w:b/>
+          <w:bCs/>
+          <w:sz w:val="28"/>
+          <w:szCs w:val="28"/>
+        </w:rPr>
+        <w:t>Section 3</w:t>
+      </w:r>
+      <w:r>
+        <w:rPr>
+          <w:rFonts w:eastAsiaTheme="minorEastAsia"/>
+          <w:b/>
+          <w:bCs/>
+          <w:sz w:val="28"/>
+          <w:szCs w:val="28"/>
+        </w:rPr>
+        <w:t xml:space="preserve"> : Backpropagation </w:t>
+      </w:r>
     </w:p>
     <w:p>
       <w:pPr>
@@ -29843,7 +29837,10 @@
           <w:szCs w:val="26"/>
         </w:rPr>
       </w:pPr>
-      <w:r>
+    </w:p>
+    <w:p>
+      <w:pPr>
+        <w:jc w:val="both"/>
         <w:rPr>
           <w:rFonts w:eastAsiaTheme="minorEastAsia"/>
           <w:b/>
@@ -29851,12 +29848,8 @@
           <w:sz w:val="26"/>
           <w:szCs w:val="26"/>
         </w:rPr>
-        <w:t>Section 3</w:t>
-      </w:r>
-    </w:p>
-    <w:p>
-      <w:pPr>
-        <w:jc w:val="both"/>
+      </w:pPr>
+      <w:r>
         <w:rPr>
           <w:rFonts w:eastAsiaTheme="minorEastAsia"/>
           <w:b/>
@@ -29864,16 +29857,26 @@
           <w:sz w:val="26"/>
           <w:szCs w:val="26"/>
         </w:rPr>
-      </w:pPr>
-      <w:r>
+        <w:lastRenderedPageBreak/>
+        <w:t>3.1 Final Layer ( Softmax , Cross Entropy , Unembedding and Layer Norm)</w:t>
+      </w:r>
+    </w:p>
+    <w:p>
+      <w:pPr>
+        <w:jc w:val="both"/>
         <w:rPr>
           <w:rFonts w:eastAsiaTheme="minorEastAsia"/>
           <w:b/>
           <w:bCs/>
-          <w:sz w:val="26"/>
-          <w:szCs w:val="26"/>
-        </w:rPr>
-        <w:t>3.1 Final Layer ( Softmax , Cross Entropy , Unembedding and Layer Norm)</w:t>
+        </w:rPr>
+      </w:pPr>
+      <w:r>
+        <w:rPr>
+          <w:rFonts w:eastAsiaTheme="minorEastAsia"/>
+          <w:b/>
+          <w:bCs/>
+        </w:rPr>
+        <w:t>Formula:</w:t>
       </w:r>
     </w:p>
     <w:p>
@@ -29881,32 +29884,25 @@
         <w:jc w:val="both"/>
         <w:rPr>
           <w:rFonts w:eastAsiaTheme="minorEastAsia"/>
-          <w:b/>
-          <w:bCs/>
-        </w:rPr>
-      </w:pPr>
-      <w:r>
-        <w:rPr>
-          <w:rFonts w:eastAsiaTheme="minorEastAsia"/>
-          <w:b/>
-          <w:bCs/>
-        </w:rPr>
-        <w:lastRenderedPageBreak/>
-        <w:t>Formula:</w:t>
-      </w:r>
-    </w:p>
-    <w:p>
-      <w:pPr>
-        <w:jc w:val="both"/>
-        <w:rPr>
-          <w:rFonts w:eastAsiaTheme="minorEastAsia"/>
-        </w:rPr>
-      </w:pPr>
-      <w:r>
-        <w:rPr>
-          <w:rFonts w:eastAsiaTheme="minorEastAsia"/>
-        </w:rPr>
-        <w:t xml:space="preserve">Let Xfn be the input matrix of shape (T, d_model), where T = seq_len, to the final block. The following operations are applied in order: </w:t>
+        </w:rPr>
+      </w:pPr>
+      <w:r>
+        <w:rPr>
+          <w:rFonts w:eastAsiaTheme="minorEastAsia"/>
+        </w:rPr>
+        <w:t xml:space="preserve">Let Xfn be the input matrix of shape </w:t>
+      </w:r>
+      <w:r>
+        <w:rPr>
+          <w:rFonts w:eastAsiaTheme="minorEastAsia"/>
+        </w:rPr>
+        <w:t>(seq_len</w:t>
+      </w:r>
+      <w:r>
+        <w:rPr>
+          <w:rFonts w:eastAsiaTheme="minorEastAsia"/>
+        </w:rPr>
+        <w:t xml:space="preserve">, d_model), where T = seq_len, to the final block. The following operations are applied in order: </w:t>
       </w:r>
     </w:p>
     <w:p>
@@ -30181,6 +30177,14 @@
                         </w:rPr>
                         <m:t>y</m:t>
                       </m:r>
+                      <m:r>
+                        <w:rPr>
+                          <w:rFonts w:ascii="Cambria Math" w:eastAsiaTheme="minorEastAsia" w:hAnsi="Cambria Math"/>
+                          <w:sz w:val="28"/>
+                          <w:szCs w:val="28"/>
+                        </w:rPr>
+                        <m:t>t</m:t>
+                      </m:r>
                     </m:e>
                     <m:sub>
                       <m:r>
@@ -30265,7 +30269,13 @@
         <w:rPr>
           <w:rFonts w:eastAsiaTheme="minorEastAsia"/>
         </w:rPr>
-        <w:t>Y = the target vector, containing the correct next-token index at each position i</w:t>
+        <w:t>Yt</w:t>
+      </w:r>
+      <w:r>
+        <w:rPr>
+          <w:rFonts w:eastAsiaTheme="minorEastAsia"/>
+        </w:rPr>
+        <w:t xml:space="preserve"> = the target vector, containing the correct next-token index at each position i</w:t>
       </w:r>
     </w:p>
     <w:p>
@@ -30293,8 +30303,8 @@
           <w:rFonts w:eastAsiaTheme="minorEastAsia"/>
           <w:b/>
           <w:bCs/>
-          <w:sz w:val="28"/>
-          <w:szCs w:val="28"/>
+          <w:sz w:val="26"/>
+          <w:szCs w:val="26"/>
         </w:rPr>
       </w:pPr>
       <w:r>
@@ -30302,8 +30312,8 @@
           <w:rFonts w:eastAsiaTheme="minorEastAsia"/>
           <w:b/>
           <w:bCs/>
-          <w:sz w:val="28"/>
-          <w:szCs w:val="28"/>
+          <w:sz w:val="26"/>
+          <w:szCs w:val="26"/>
         </w:rPr>
         <w:t>Gradient</w:t>
       </w:r>
@@ -30506,6 +30516,12 @@
                                   <w:rFonts w:ascii="Cambria Math" w:eastAsiaTheme="minorEastAsia" w:hAnsi="Cambria Math"/>
                                 </w:rPr>
                                 <m:t>y</m:t>
+                              </m:r>
+                              <m:r>
+                                <w:rPr>
+                                  <w:rFonts w:ascii="Cambria Math" w:eastAsiaTheme="minorEastAsia" w:hAnsi="Cambria Math"/>
+                                </w:rPr>
+                                <m:t>t</m:t>
                               </m:r>
                             </m:e>
                             <m:sub>
@@ -30740,6 +30756,12 @@
                                     </w:rPr>
                                     <m:t>y</m:t>
                                   </m:r>
+                                  <m:r>
+                                    <w:rPr>
+                                      <w:rFonts w:ascii="Cambria Math" w:eastAsiaTheme="minorEastAsia" w:hAnsi="Cambria Math"/>
+                                    </w:rPr>
+                                    <m:t>t</m:t>
+                                  </m:r>
                                 </m:e>
                                 <m:sub>
                                   <m:r>
@@ -30967,6 +30989,12 @@
                             </w:rPr>
                             <m:t>y</m:t>
                           </m:r>
+                          <m:r>
+                            <w:rPr>
+                              <w:rFonts w:ascii="Cambria Math" w:eastAsiaTheme="minorEastAsia" w:hAnsi="Cambria Math"/>
+                            </w:rPr>
+                            <m:t>t</m:t>
+                          </m:r>
                         </m:e>
                         <m:sub>
                           <m:r>
@@ -31099,6 +31127,7 @@
           <w:sz w:val="22"/>
           <w:szCs w:val="22"/>
         </w:rPr>
+        <w:lastRenderedPageBreak/>
         <w:t xml:space="preserve">using the logarithm identity </w:t>
       </w:r>
       <m:oMath>
@@ -31294,7 +31323,6 @@
           <w:sz w:val="22"/>
           <w:szCs w:val="22"/>
         </w:rPr>
-        <w:lastRenderedPageBreak/>
         <w:t xml:space="preserve">Step 2 — differentiate with respect to a general logit entry </w:t>
       </w:r>
       <m:oMath>
@@ -34204,7 +34232,8 @@
       <w:pPr>
         <w:jc w:val="both"/>
         <w:rPr>
-          <w:rFonts w:eastAsiaTheme="minorEastAsia"/>
+          <w:rFonts w:ascii="Cambria Math" w:eastAsiaTheme="minorEastAsia" w:hAnsi="Cambria Math"/>
+          <w:i/>
           <w:sz w:val="28"/>
           <w:szCs w:val="28"/>
         </w:rPr>
@@ -34217,6 +34246,7 @@
               <w:sz w:val="28"/>
               <w:szCs w:val="28"/>
             </w:rPr>
+            <w:lastRenderedPageBreak/>
             <m:t>dXfn, d</m:t>
           </m:r>
           <m:sSub>
@@ -34224,6 +34254,7 @@
               <m:ctrlPr>
                 <w:rPr>
                   <w:rFonts w:ascii="Cambria Math" w:eastAsiaTheme="minorEastAsia" w:hAnsi="Cambria Math"/>
+                  <w:i/>
                   <w:sz w:val="28"/>
                   <w:szCs w:val="28"/>
                 </w:rPr>
@@ -34263,6 +34294,7 @@
               <m:ctrlPr>
                 <w:rPr>
                   <w:rFonts w:ascii="Cambria Math" w:eastAsiaTheme="minorEastAsia" w:hAnsi="Cambria Math"/>
+                  <w:i/>
                   <w:sz w:val="28"/>
                   <w:szCs w:val="28"/>
                 </w:rPr>
@@ -34302,17 +34334,31 @@
               <m:nor/>
             </m:rPr>
             <w:rPr>
-              <w:rFonts w:eastAsiaTheme="minorEastAsia"/>
+              <w:rFonts w:ascii="Cambria Math" w:eastAsiaTheme="minorEastAsia" w:hAnsi="Cambria Math"/>
+              <w:i/>
               <w:sz w:val="28"/>
               <w:szCs w:val="28"/>
             </w:rPr>
             <m:t>layernormGrad</m:t>
           </m:r>
+          <m:r>
+            <m:rPr>
+              <m:nor/>
+            </m:rPr>
+            <w:rPr>
+              <w:rFonts w:ascii="Cambria Math" w:eastAsiaTheme="minorEastAsia" w:hAnsi="Cambria Math"/>
+              <w:i/>
+              <w:sz w:val="28"/>
+              <w:szCs w:val="28"/>
+            </w:rPr>
+            <m:t xml:space="preserve"> </m:t>
+          </m:r>
           <m:d>
             <m:dPr>
               <m:ctrlPr>
                 <w:rPr>
                   <w:rFonts w:ascii="Cambria Math" w:eastAsiaTheme="minorEastAsia" w:hAnsi="Cambria Math"/>
+                  <w:i/>
                   <w:sz w:val="28"/>
                   <w:szCs w:val="28"/>
                 </w:rPr>
@@ -34332,6 +34378,7 @@
                   <m:ctrlPr>
                     <w:rPr>
                       <w:rFonts w:ascii="Cambria Math" w:eastAsiaTheme="minorEastAsia" w:hAnsi="Cambria Math"/>
+                      <w:i/>
                       <w:sz w:val="28"/>
                       <w:szCs w:val="28"/>
                     </w:rPr>
@@ -34344,6 +34391,7 @@
                       <m:ctrlPr>
                         <w:rPr>
                           <w:rFonts w:ascii="Cambria Math" w:eastAsiaTheme="minorEastAsia" w:hAnsi="Cambria Math"/>
+                          <w:i/>
                           <w:sz w:val="28"/>
                           <w:szCs w:val="28"/>
                         </w:rPr>
@@ -34385,6 +34433,7 @@
                   <m:ctrlPr>
                     <w:rPr>
                       <w:rFonts w:ascii="Cambria Math" w:eastAsiaTheme="minorEastAsia" w:hAnsi="Cambria Math"/>
+                      <w:i/>
                       <w:sz w:val="28"/>
                       <w:szCs w:val="28"/>
                     </w:rPr>
@@ -34424,6 +34473,7 @@
                   <m:ctrlPr>
                     <w:rPr>
                       <w:rFonts w:ascii="Cambria Math" w:eastAsiaTheme="minorEastAsia" w:hAnsi="Cambria Math"/>
+                      <w:i/>
                       <w:sz w:val="28"/>
                       <w:szCs w:val="28"/>
                     </w:rPr>
@@ -34488,7 +34538,6 @@
           <w:sz w:val="22"/>
           <w:szCs w:val="22"/>
         </w:rPr>
-        <w:lastRenderedPageBreak/>
         <w:t>dXfn is the gradient handed off to the preceding Feedforward block.</w:t>
       </w:r>
     </w:p>
@@ -34611,7 +34660,18 @@
           <w:szCs w:val="21"/>
           <w14:ligatures w14:val="none"/>
         </w:rPr>
-        <w:t xml:space="preserve">(T), y] </w:t>
+        <w:t>(seq_len</w:t>
+      </w:r>
+      <w:r>
+        <w:rPr>
+          <w:rFonts w:ascii="Consolas" w:eastAsia="Times New Roman" w:hAnsi="Consolas" w:cs="Times New Roman"/>
+          <w:color w:val="BFBDB6"/>
+          <w:kern w:val="0"/>
+          <w:sz w:val="21"/>
+          <w:szCs w:val="21"/>
+          <w14:ligatures w14:val="none"/>
+        </w:rPr>
+        <w:t xml:space="preserve">), y] </w:t>
       </w:r>
       <w:r>
         <w:rPr>
@@ -34759,90 +34819,7 @@
           <w:szCs w:val="21"/>
           <w14:ligatures w14:val="none"/>
         </w:rPr>
-        <w:t># (T,vocab_size)</w:t>
-      </w:r>
-    </w:p>
-    <w:p>
-      <w:pPr>
-        <w:shd w:val="clear" w:color="auto" w:fill="10141C"/>
-        <w:spacing w:after="0" w:line="285" w:lineRule="atLeast"/>
-        <w:rPr>
-          <w:rFonts w:ascii="Consolas" w:eastAsia="Times New Roman" w:hAnsi="Consolas" w:cs="Times New Roman"/>
-          <w:color w:val="BFBDB6"/>
-          <w:kern w:val="0"/>
-          <w:sz w:val="21"/>
-          <w:szCs w:val="21"/>
-          <w14:ligatures w14:val="none"/>
-        </w:rPr>
-      </w:pPr>
-    </w:p>
-    <w:p>
-      <w:pPr>
-        <w:shd w:val="clear" w:color="auto" w:fill="10141C"/>
-        <w:spacing w:after="0" w:line="285" w:lineRule="atLeast"/>
-        <w:rPr>
-          <w:rFonts w:ascii="Consolas" w:eastAsia="Times New Roman" w:hAnsi="Consolas" w:cs="Times New Roman"/>
-          <w:color w:val="BFBDB6"/>
-          <w:kern w:val="0"/>
-          <w:sz w:val="21"/>
-          <w:szCs w:val="21"/>
-          <w14:ligatures w14:val="none"/>
-        </w:rPr>
-      </w:pPr>
-      <w:r>
-        <w:rPr>
-          <w:rFonts w:ascii="Consolas" w:eastAsia="Times New Roman" w:hAnsi="Consolas" w:cs="Times New Roman"/>
-          <w:color w:val="BFBDB6"/>
-          <w:kern w:val="0"/>
-          <w:sz w:val="21"/>
-          <w:szCs w:val="21"/>
-          <w14:ligatures w14:val="none"/>
-        </w:rPr>
-        <w:t xml:space="preserve">        dWu </w:t>
-      </w:r>
-      <w:r>
-        <w:rPr>
-          <w:rFonts w:ascii="Consolas" w:eastAsia="Times New Roman" w:hAnsi="Consolas" w:cs="Times New Roman"/>
-          <w:color w:val="F29668"/>
-          <w:kern w:val="0"/>
-          <w:sz w:val="21"/>
-          <w:szCs w:val="21"/>
-          <w14:ligatures w14:val="none"/>
-        </w:rPr>
-        <w:t>=</w:t>
-      </w:r>
-      <w:r>
-        <w:rPr>
-          <w:rFonts w:ascii="Consolas" w:eastAsia="Times New Roman" w:hAnsi="Consolas" w:cs="Times New Roman"/>
-          <w:color w:val="BFBDB6"/>
-          <w:kern w:val="0"/>
-          <w:sz w:val="21"/>
-          <w:szCs w:val="21"/>
-          <w14:ligatures w14:val="none"/>
-        </w:rPr>
-        <w:t xml:space="preserve"> Xlf.T </w:t>
-      </w:r>
-      <w:r>
-        <w:rPr>
-          <w:rFonts w:ascii="Consolas" w:eastAsia="Times New Roman" w:hAnsi="Consolas" w:cs="Times New Roman"/>
-          <w:color w:val="F29668"/>
-          <w:kern w:val="0"/>
-          <w:sz w:val="21"/>
-          <w:szCs w:val="21"/>
-          <w14:ligatures w14:val="none"/>
-        </w:rPr>
-        <w:t>@</w:t>
-      </w:r>
-      <w:r>
-        <w:rPr>
-          <w:rFonts w:ascii="Consolas" w:eastAsia="Times New Roman" w:hAnsi="Consolas" w:cs="Times New Roman"/>
-          <w:color w:val="BFBDB6"/>
-          <w:kern w:val="0"/>
-          <w:sz w:val="21"/>
-          <w:szCs w:val="21"/>
-          <w14:ligatures w14:val="none"/>
-        </w:rPr>
-        <w:t xml:space="preserve"> dXv  </w:t>
+        <w:t xml:space="preserve"># </w:t>
       </w:r>
       <w:r>
         <w:rPr>
@@ -34855,76 +34832,7 @@
           <w:szCs w:val="21"/>
           <w14:ligatures w14:val="none"/>
         </w:rPr>
-        <w:t># (ed,vocab_size)</w:t>
-      </w:r>
-    </w:p>
-    <w:p>
-      <w:pPr>
-        <w:shd w:val="clear" w:color="auto" w:fill="10141C"/>
-        <w:spacing w:after="0" w:line="285" w:lineRule="atLeast"/>
-        <w:rPr>
-          <w:rFonts w:ascii="Consolas" w:eastAsia="Times New Roman" w:hAnsi="Consolas" w:cs="Times New Roman"/>
-          <w:color w:val="BFBDB6"/>
-          <w:kern w:val="0"/>
-          <w:sz w:val="21"/>
-          <w:szCs w:val="21"/>
-          <w14:ligatures w14:val="none"/>
-        </w:rPr>
-      </w:pPr>
-      <w:r>
-        <w:rPr>
-          <w:rFonts w:ascii="Consolas" w:eastAsia="Times New Roman" w:hAnsi="Consolas" w:cs="Times New Roman"/>
-          <w:color w:val="BFBDB6"/>
-          <w:kern w:val="0"/>
-          <w:sz w:val="21"/>
-          <w:szCs w:val="21"/>
-          <w14:ligatures w14:val="none"/>
-        </w:rPr>
-        <w:t xml:space="preserve">        dXlf </w:t>
-      </w:r>
-      <w:r>
-        <w:rPr>
-          <w:rFonts w:ascii="Consolas" w:eastAsia="Times New Roman" w:hAnsi="Consolas" w:cs="Times New Roman"/>
-          <w:color w:val="F29668"/>
-          <w:kern w:val="0"/>
-          <w:sz w:val="21"/>
-          <w:szCs w:val="21"/>
-          <w14:ligatures w14:val="none"/>
-        </w:rPr>
-        <w:t>=</w:t>
-      </w:r>
-      <w:r>
-        <w:rPr>
-          <w:rFonts w:ascii="Consolas" w:eastAsia="Times New Roman" w:hAnsi="Consolas" w:cs="Times New Roman"/>
-          <w:color w:val="BFBDB6"/>
-          <w:kern w:val="0"/>
-          <w:sz w:val="21"/>
-          <w:szCs w:val="21"/>
-          <w14:ligatures w14:val="none"/>
-        </w:rPr>
-        <w:t xml:space="preserve"> dXv </w:t>
-      </w:r>
-      <w:r>
-        <w:rPr>
-          <w:rFonts w:ascii="Consolas" w:eastAsia="Times New Roman" w:hAnsi="Consolas" w:cs="Times New Roman"/>
-          <w:color w:val="F29668"/>
-          <w:kern w:val="0"/>
-          <w:sz w:val="21"/>
-          <w:szCs w:val="21"/>
-          <w14:ligatures w14:val="none"/>
-        </w:rPr>
-        <w:t>@</w:t>
-      </w:r>
-      <w:r>
-        <w:rPr>
-          <w:rFonts w:ascii="Consolas" w:eastAsia="Times New Roman" w:hAnsi="Consolas" w:cs="Times New Roman"/>
-          <w:color w:val="BFBDB6"/>
-          <w:kern w:val="0"/>
-          <w:sz w:val="21"/>
-          <w:szCs w:val="21"/>
-          <w14:ligatures w14:val="none"/>
-        </w:rPr>
-        <w:t xml:space="preserve"> Wu.T  </w:t>
+        <w:t>(seq_len</w:t>
       </w:r>
       <w:r>
         <w:rPr>
@@ -34937,7 +34845,237 @@
           <w:szCs w:val="21"/>
           <w14:ligatures w14:val="none"/>
         </w:rPr>
-        <w:t># (T,d_model)</w:t>
+        <w:t>,vocab_size)</w:t>
+      </w:r>
+    </w:p>
+    <w:p>
+      <w:pPr>
+        <w:shd w:val="clear" w:color="auto" w:fill="10141C"/>
+        <w:spacing w:after="0" w:line="285" w:lineRule="atLeast"/>
+        <w:rPr>
+          <w:rFonts w:ascii="Consolas" w:eastAsia="Times New Roman" w:hAnsi="Consolas" w:cs="Times New Roman"/>
+          <w:color w:val="BFBDB6"/>
+          <w:kern w:val="0"/>
+          <w:sz w:val="21"/>
+          <w:szCs w:val="21"/>
+          <w14:ligatures w14:val="none"/>
+        </w:rPr>
+      </w:pPr>
+    </w:p>
+    <w:p>
+      <w:pPr>
+        <w:shd w:val="clear" w:color="auto" w:fill="10141C"/>
+        <w:spacing w:after="0" w:line="285" w:lineRule="atLeast"/>
+        <w:rPr>
+          <w:rFonts w:ascii="Consolas" w:eastAsia="Times New Roman" w:hAnsi="Consolas" w:cs="Times New Roman"/>
+          <w:color w:val="BFBDB6"/>
+          <w:kern w:val="0"/>
+          <w:sz w:val="21"/>
+          <w:szCs w:val="21"/>
+          <w14:ligatures w14:val="none"/>
+        </w:rPr>
+      </w:pPr>
+      <w:r>
+        <w:rPr>
+          <w:rFonts w:ascii="Consolas" w:eastAsia="Times New Roman" w:hAnsi="Consolas" w:cs="Times New Roman"/>
+          <w:color w:val="BFBDB6"/>
+          <w:kern w:val="0"/>
+          <w:sz w:val="21"/>
+          <w:szCs w:val="21"/>
+          <w14:ligatures w14:val="none"/>
+        </w:rPr>
+        <w:t xml:space="preserve">        dWu </w:t>
+      </w:r>
+      <w:r>
+        <w:rPr>
+          <w:rFonts w:ascii="Consolas" w:eastAsia="Times New Roman" w:hAnsi="Consolas" w:cs="Times New Roman"/>
+          <w:color w:val="F29668"/>
+          <w:kern w:val="0"/>
+          <w:sz w:val="21"/>
+          <w:szCs w:val="21"/>
+          <w14:ligatures w14:val="none"/>
+        </w:rPr>
+        <w:t>=</w:t>
+      </w:r>
+      <w:r>
+        <w:rPr>
+          <w:rFonts w:ascii="Consolas" w:eastAsia="Times New Roman" w:hAnsi="Consolas" w:cs="Times New Roman"/>
+          <w:color w:val="BFBDB6"/>
+          <w:kern w:val="0"/>
+          <w:sz w:val="21"/>
+          <w:szCs w:val="21"/>
+          <w14:ligatures w14:val="none"/>
+        </w:rPr>
+        <w:t xml:space="preserve"> Xlf.T </w:t>
+      </w:r>
+      <w:r>
+        <w:rPr>
+          <w:rFonts w:ascii="Consolas" w:eastAsia="Times New Roman" w:hAnsi="Consolas" w:cs="Times New Roman"/>
+          <w:color w:val="F29668"/>
+          <w:kern w:val="0"/>
+          <w:sz w:val="21"/>
+          <w:szCs w:val="21"/>
+          <w14:ligatures w14:val="none"/>
+        </w:rPr>
+        <w:t>@</w:t>
+      </w:r>
+      <w:r>
+        <w:rPr>
+          <w:rFonts w:ascii="Consolas" w:eastAsia="Times New Roman" w:hAnsi="Consolas" w:cs="Times New Roman"/>
+          <w:color w:val="BFBDB6"/>
+          <w:kern w:val="0"/>
+          <w:sz w:val="21"/>
+          <w:szCs w:val="21"/>
+          <w14:ligatures w14:val="none"/>
+        </w:rPr>
+        <w:t xml:space="preserve"> dXv  </w:t>
+      </w:r>
+      <w:r>
+        <w:rPr>
+          <w:rFonts w:ascii="Consolas" w:eastAsia="Times New Roman" w:hAnsi="Consolas" w:cs="Times New Roman"/>
+          <w:i/>
+          <w:iCs/>
+          <w:color w:val="5A6673"/>
+          <w:kern w:val="0"/>
+          <w:sz w:val="21"/>
+          <w:szCs w:val="21"/>
+          <w14:ligatures w14:val="none"/>
+        </w:rPr>
+        <w:t xml:space="preserve"># </w:t>
+      </w:r>
+      <w:r>
+        <w:rPr>
+          <w:rFonts w:ascii="Consolas" w:eastAsia="Times New Roman" w:hAnsi="Consolas" w:cs="Times New Roman"/>
+          <w:i/>
+          <w:iCs/>
+          <w:color w:val="5A6673"/>
+          <w:kern w:val="0"/>
+          <w:sz w:val="21"/>
+          <w:szCs w:val="21"/>
+          <w14:ligatures w14:val="none"/>
+        </w:rPr>
+        <w:t>(d_model</w:t>
+      </w:r>
+      <w:r>
+        <w:rPr>
+          <w:rFonts w:ascii="Consolas" w:eastAsia="Times New Roman" w:hAnsi="Consolas" w:cs="Times New Roman"/>
+          <w:i/>
+          <w:iCs/>
+          <w:color w:val="5A6673"/>
+          <w:kern w:val="0"/>
+          <w:sz w:val="21"/>
+          <w:szCs w:val="21"/>
+          <w14:ligatures w14:val="none"/>
+        </w:rPr>
+        <w:t>,vocab_size)</w:t>
+      </w:r>
+    </w:p>
+    <w:p>
+      <w:pPr>
+        <w:shd w:val="clear" w:color="auto" w:fill="10141C"/>
+        <w:spacing w:after="0" w:line="285" w:lineRule="atLeast"/>
+        <w:rPr>
+          <w:rFonts w:ascii="Consolas" w:eastAsia="Times New Roman" w:hAnsi="Consolas" w:cs="Times New Roman"/>
+          <w:color w:val="BFBDB6"/>
+          <w:kern w:val="0"/>
+          <w:sz w:val="21"/>
+          <w:szCs w:val="21"/>
+          <w14:ligatures w14:val="none"/>
+        </w:rPr>
+      </w:pPr>
+      <w:r>
+        <w:rPr>
+          <w:rFonts w:ascii="Consolas" w:eastAsia="Times New Roman" w:hAnsi="Consolas" w:cs="Times New Roman"/>
+          <w:color w:val="BFBDB6"/>
+          <w:kern w:val="0"/>
+          <w:sz w:val="21"/>
+          <w:szCs w:val="21"/>
+          <w14:ligatures w14:val="none"/>
+        </w:rPr>
+        <w:t xml:space="preserve">        dXlf </w:t>
+      </w:r>
+      <w:r>
+        <w:rPr>
+          <w:rFonts w:ascii="Consolas" w:eastAsia="Times New Roman" w:hAnsi="Consolas" w:cs="Times New Roman"/>
+          <w:color w:val="F29668"/>
+          <w:kern w:val="0"/>
+          <w:sz w:val="21"/>
+          <w:szCs w:val="21"/>
+          <w14:ligatures w14:val="none"/>
+        </w:rPr>
+        <w:t>=</w:t>
+      </w:r>
+      <w:r>
+        <w:rPr>
+          <w:rFonts w:ascii="Consolas" w:eastAsia="Times New Roman" w:hAnsi="Consolas" w:cs="Times New Roman"/>
+          <w:color w:val="BFBDB6"/>
+          <w:kern w:val="0"/>
+          <w:sz w:val="21"/>
+          <w:szCs w:val="21"/>
+          <w14:ligatures w14:val="none"/>
+        </w:rPr>
+        <w:t xml:space="preserve"> dXv </w:t>
+      </w:r>
+      <w:r>
+        <w:rPr>
+          <w:rFonts w:ascii="Consolas" w:eastAsia="Times New Roman" w:hAnsi="Consolas" w:cs="Times New Roman"/>
+          <w:color w:val="F29668"/>
+          <w:kern w:val="0"/>
+          <w:sz w:val="21"/>
+          <w:szCs w:val="21"/>
+          <w14:ligatures w14:val="none"/>
+        </w:rPr>
+        <w:t>@</w:t>
+      </w:r>
+      <w:r>
+        <w:rPr>
+          <w:rFonts w:ascii="Consolas" w:eastAsia="Times New Roman" w:hAnsi="Consolas" w:cs="Times New Roman"/>
+          <w:color w:val="BFBDB6"/>
+          <w:kern w:val="0"/>
+          <w:sz w:val="21"/>
+          <w:szCs w:val="21"/>
+          <w14:ligatures w14:val="none"/>
+        </w:rPr>
+        <w:t xml:space="preserve"> Wu.T  </w:t>
+      </w:r>
+      <w:r>
+        <w:rPr>
+          <w:rFonts w:ascii="Consolas" w:eastAsia="Times New Roman" w:hAnsi="Consolas" w:cs="Times New Roman"/>
+          <w:i/>
+          <w:iCs/>
+          <w:color w:val="5A6673"/>
+          <w:kern w:val="0"/>
+          <w:sz w:val="21"/>
+          <w:szCs w:val="21"/>
+          <w14:ligatures w14:val="none"/>
+        </w:rPr>
+        <w:t xml:space="preserve"># </w:t>
+      </w:r>
+      <w:r>
+        <w:rPr>
+          <w:rFonts w:ascii="Consolas" w:eastAsia="Times New Roman" w:hAnsi="Consolas" w:cs="Times New Roman"/>
+          <w:i/>
+          <w:iCs/>
+          <w:color w:val="5A6673"/>
+          <w:kern w:val="0"/>
+          <w:sz w:val="21"/>
+          <w:szCs w:val="21"/>
+          <w14:ligatures w14:val="none"/>
+        </w:rPr>
+        <w:t>(seq_len</w:t>
+      </w:r>
+      <w:r>
+        <w:rPr>
+          <w:rFonts w:ascii="Consolas" w:eastAsia="Times New Roman" w:hAnsi="Consolas" w:cs="Times New Roman"/>
+          <w:i/>
+          <w:iCs/>
+          <w:color w:val="5A6673"/>
+          <w:kern w:val="0"/>
+          <w:sz w:val="21"/>
+          <w:szCs w:val="21"/>
+          <w14:ligatures w14:val="none"/>
+        </w:rPr>
+        <w:t>,d_model)</w:t>
       </w:r>
     </w:p>
     <w:p>
@@ -35105,7 +35243,19 @@
         <w:rPr>
           <w:rFonts w:eastAsiaTheme="minorEastAsia"/>
         </w:rPr>
-        <w:t>Let Xat be the input matrix of shape (T, d_model), where T = seq_len, to the FFN block. The following operations are applied in order:</w:t>
+        <w:t xml:space="preserve">Let Xat be the input matrix of shape </w:t>
+      </w:r>
+      <w:r>
+        <w:rPr>
+          <w:rFonts w:eastAsiaTheme="minorEastAsia"/>
+        </w:rPr>
+        <w:t>(seq_len</w:t>
+      </w:r>
+      <w:r>
+        <w:rPr>
+          <w:rFonts w:eastAsiaTheme="minorEastAsia"/>
+        </w:rPr>
+        <w:t>, d_model), where T = seq_len, to the FFN block. The following operations are applied in order:</w:t>
       </w:r>
     </w:p>
     <w:p>
@@ -35300,7 +35450,19 @@
         <w:rPr>
           <w:rFonts w:eastAsiaTheme="minorEastAsia"/>
         </w:rPr>
-        <w:t>W0 = weight matrix, of shape (ed, ffn_wd)</w:t>
+        <w:t xml:space="preserve">W0 = weight matrix, of shape </w:t>
+      </w:r>
+      <w:r>
+        <w:rPr>
+          <w:rFonts w:eastAsiaTheme="minorEastAsia"/>
+        </w:rPr>
+        <w:t>(d_model</w:t>
+      </w:r>
+      <w:r>
+        <w:rPr>
+          <w:rFonts w:eastAsiaTheme="minorEastAsia"/>
+        </w:rPr>
+        <w:t>, ffn_wd)</w:t>
       </w:r>
     </w:p>
     <w:p>
@@ -35354,6 +35516,7 @@
         <w:rPr>
           <w:rFonts w:eastAsiaTheme="minorEastAsia"/>
         </w:rPr>
+        <w:lastRenderedPageBreak/>
         <w:t>B1 = bias vector, of shape (1, d_model), broadcast across all T rows</w:t>
       </w:r>
     </w:p>
@@ -35372,7 +35535,6 @@
           <w:b/>
           <w:bCs/>
         </w:rPr>
-        <w:lastRenderedPageBreak/>
         <w:t>Gradient:</w:t>
       </w:r>
     </w:p>
@@ -36417,6 +36579,7 @@
               <w:sz w:val="28"/>
               <w:szCs w:val="28"/>
             </w:rPr>
+            <w:lastRenderedPageBreak/>
             <m:t>GELU</m:t>
           </m:r>
           <m:d>
@@ -36640,7 +36803,6 @@
           <w:sz w:val="22"/>
           <w:szCs w:val="22"/>
         </w:rPr>
-        <w:lastRenderedPageBreak/>
         <w:t>Writing t := 1 + tanh(u), applying the product rule:</w:t>
       </w:r>
     </w:p>
@@ -36871,7 +37033,23 @@
           <w:sz w:val="22"/>
           <w:szCs w:val="22"/>
         </w:rPr>
-        <w:t>Note that sech² is applied to u (tanh's argument), not to t — a common point of confusion, since t already contains tanh(u) within it. This derivative is applied element-wise to every entry of Z0.</w:t>
+        <w:t xml:space="preserve">Note that sech² is applied to u </w:t>
+      </w:r>
+      <w:r>
+        <w:rPr>
+          <w:rFonts w:eastAsiaTheme="minorEastAsia"/>
+          <w:sz w:val="22"/>
+          <w:szCs w:val="22"/>
+        </w:rPr>
+        <w:t>(t</w:t>
+      </w:r>
+      <w:r>
+        <w:rPr>
+          <w:rFonts w:eastAsiaTheme="minorEastAsia"/>
+          <w:sz w:val="22"/>
+          <w:szCs w:val="22"/>
+        </w:rPr>
+        <w:t>anh's argument), not to t — a common point of confusion, since t already contains tanh(u) within it. This derivative is applied element-wise to every entry of Z0.</w:t>
       </w:r>
     </w:p>
     <w:p>
@@ -36963,7 +37141,6 @@
         </w:rPr>
         <w:t xml:space="preserve"> </w:t>
       </w:r>
-      <w:proofErr w:type="spellStart"/>
       <w:r>
         <w:rPr>
           <w:rFonts w:ascii="Consolas" w:eastAsia="Times New Roman" w:hAnsi="Consolas" w:cs="Times New Roman"/>
@@ -36975,7 +37152,6 @@
         </w:rPr>
         <w:t>dgelu</w:t>
       </w:r>
-      <w:proofErr w:type="spellEnd"/>
       <w:r>
         <w:rPr>
           <w:rFonts w:ascii="Consolas" w:eastAsia="Times New Roman" w:hAnsi="Consolas" w:cs="Times New Roman"/>
@@ -37009,7 +37185,6 @@
         </w:rPr>
         <w:t xml:space="preserve">: </w:t>
       </w:r>
-      <w:proofErr w:type="spellStart"/>
       <w:r>
         <w:rPr>
           <w:rFonts w:ascii="Consolas" w:eastAsia="Times New Roman" w:hAnsi="Consolas" w:cs="Times New Roman"/>
@@ -37043,7 +37218,6 @@
         </w:rPr>
         <w:t>ndarray</w:t>
       </w:r>
-      <w:proofErr w:type="spellEnd"/>
       <w:r>
         <w:rPr>
           <w:rFonts w:ascii="Consolas" w:eastAsia="Times New Roman" w:hAnsi="Consolas" w:cs="Times New Roman"/>
@@ -37055,7 +37229,6 @@
         </w:rPr>
         <w:t xml:space="preserve">) -&gt; </w:t>
       </w:r>
-      <w:proofErr w:type="spellStart"/>
       <w:r>
         <w:rPr>
           <w:rFonts w:ascii="Consolas" w:eastAsia="Times New Roman" w:hAnsi="Consolas" w:cs="Times New Roman"/>
@@ -37089,7 +37262,6 @@
         </w:rPr>
         <w:t>ndarray</w:t>
       </w:r>
-      <w:proofErr w:type="spellEnd"/>
       <w:r>
         <w:rPr>
           <w:rFonts w:ascii="Consolas" w:eastAsia="Times New Roman" w:hAnsi="Consolas" w:cs="Times New Roman"/>
@@ -37135,31 +37307,7 @@
           <w:szCs w:val="21"/>
           <w14:ligatures w14:val="none"/>
         </w:rPr>
-        <w:t xml:space="preserve">"""Derivative of GELU </w:t>
-      </w:r>
-      <w:proofErr w:type="spellStart"/>
-      <w:r>
-        <w:rPr>
-          <w:rFonts w:ascii="Consolas" w:eastAsia="Times New Roman" w:hAnsi="Consolas" w:cs="Times New Roman"/>
-          <w:color w:val="AAD94C"/>
-          <w:kern w:val="0"/>
-          <w:sz w:val="21"/>
-          <w:szCs w:val="21"/>
-          <w14:ligatures w14:val="none"/>
-        </w:rPr>
-        <w:t>w.r.t.</w:t>
-      </w:r>
-      <w:proofErr w:type="spellEnd"/>
-      <w:r>
-        <w:rPr>
-          <w:rFonts w:ascii="Consolas" w:eastAsia="Times New Roman" w:hAnsi="Consolas" w:cs="Times New Roman"/>
-          <w:color w:val="AAD94C"/>
-          <w:kern w:val="0"/>
-          <w:sz w:val="21"/>
-          <w:szCs w:val="21"/>
-          <w14:ligatures w14:val="none"/>
-        </w:rPr>
-        <w:t xml:space="preserve"> x (used in FFN backward pass)."""</w:t>
+        <w:t>"""Derivative of GELU w.r.t. x (used in FFN backward pass)."""</w:t>
       </w:r>
     </w:p>
     <w:p>
@@ -37252,7 +37400,6 @@
         </w:rPr>
         <w:t xml:space="preserve"> </w:t>
       </w:r>
-      <w:proofErr w:type="spellStart"/>
       <w:r>
         <w:rPr>
           <w:rFonts w:ascii="Consolas" w:eastAsia="Times New Roman" w:hAnsi="Consolas" w:cs="Times New Roman"/>
@@ -37273,19 +37420,7 @@
           <w:szCs w:val="21"/>
           <w14:ligatures w14:val="none"/>
         </w:rPr>
-        <w:t>.pi</w:t>
-      </w:r>
-      <w:proofErr w:type="spellEnd"/>
-      <w:r>
-        <w:rPr>
-          <w:rFonts w:ascii="Consolas" w:eastAsia="Times New Roman" w:hAnsi="Consolas" w:cs="Times New Roman"/>
-          <w:color w:val="BFBDB6"/>
-          <w:kern w:val="0"/>
-          <w:sz w:val="21"/>
-          <w:szCs w:val="21"/>
-          <w14:ligatures w14:val="none"/>
-        </w:rPr>
-        <w:t xml:space="preserve">) </w:t>
+        <w:t xml:space="preserve">.pi) </w:t>
       </w:r>
       <w:r>
         <w:rPr>
@@ -37530,9 +37665,19 @@
           <w:szCs w:val="21"/>
           <w14:ligatures w14:val="none"/>
         </w:rPr>
-        <w:t xml:space="preserve">    </w:t>
-      </w:r>
-      <w:proofErr w:type="spellStart"/>
+        <w:t xml:space="preserve">    tanh_inner </w:t>
+      </w:r>
+      <w:r>
+        <w:rPr>
+          <w:rFonts w:ascii="Consolas" w:eastAsia="Times New Roman" w:hAnsi="Consolas" w:cs="Times New Roman"/>
+          <w:color w:val="F29668"/>
+          <w:kern w:val="0"/>
+          <w:sz w:val="21"/>
+          <w:szCs w:val="21"/>
+          <w14:ligatures w14:val="none"/>
+        </w:rPr>
+        <w:t>=</w:t>
+      </w:r>
       <w:r>
         <w:rPr>
           <w:rFonts w:ascii="Consolas" w:eastAsia="Times New Roman" w:hAnsi="Consolas" w:cs="Times New Roman"/>
@@ -37542,9 +37687,19 @@
           <w:szCs w:val="21"/>
           <w14:ligatures w14:val="none"/>
         </w:rPr>
-        <w:t>tanh_inner</w:t>
-      </w:r>
-      <w:proofErr w:type="spellEnd"/>
+        <w:t xml:space="preserve"> </w:t>
+      </w:r>
+      <w:r>
+        <w:rPr>
+          <w:rFonts w:ascii="Consolas" w:eastAsia="Times New Roman" w:hAnsi="Consolas" w:cs="Times New Roman"/>
+          <w:color w:val="59C2FF"/>
+          <w:kern w:val="0"/>
+          <w:sz w:val="21"/>
+          <w:szCs w:val="21"/>
+          <w14:ligatures w14:val="none"/>
+        </w:rPr>
+        <w:t>np</w:t>
+      </w:r>
       <w:r>
         <w:rPr>
           <w:rFonts w:ascii="Consolas" w:eastAsia="Times New Roman" w:hAnsi="Consolas" w:cs="Times New Roman"/>
@@ -37554,64 +37709,7 @@
           <w:szCs w:val="21"/>
           <w14:ligatures w14:val="none"/>
         </w:rPr>
-        <w:t xml:space="preserve"> </w:t>
-      </w:r>
-      <w:r>
-        <w:rPr>
-          <w:rFonts w:ascii="Consolas" w:eastAsia="Times New Roman" w:hAnsi="Consolas" w:cs="Times New Roman"/>
-          <w:color w:val="F29668"/>
-          <w:kern w:val="0"/>
-          <w:sz w:val="21"/>
-          <w:szCs w:val="21"/>
-          <w14:ligatures w14:val="none"/>
-        </w:rPr>
-        <w:t>=</w:t>
-      </w:r>
-      <w:r>
-        <w:rPr>
-          <w:rFonts w:ascii="Consolas" w:eastAsia="Times New Roman" w:hAnsi="Consolas" w:cs="Times New Roman"/>
-          <w:color w:val="BFBDB6"/>
-          <w:kern w:val="0"/>
-          <w:sz w:val="21"/>
-          <w:szCs w:val="21"/>
-          <w14:ligatures w14:val="none"/>
-        </w:rPr>
-        <w:t xml:space="preserve"> </w:t>
-      </w:r>
-      <w:proofErr w:type="spellStart"/>
-      <w:r>
-        <w:rPr>
-          <w:rFonts w:ascii="Consolas" w:eastAsia="Times New Roman" w:hAnsi="Consolas" w:cs="Times New Roman"/>
-          <w:color w:val="59C2FF"/>
-          <w:kern w:val="0"/>
-          <w:sz w:val="21"/>
-          <w:szCs w:val="21"/>
-          <w14:ligatures w14:val="none"/>
-        </w:rPr>
-        <w:t>np</w:t>
-      </w:r>
-      <w:r>
-        <w:rPr>
-          <w:rFonts w:ascii="Consolas" w:eastAsia="Times New Roman" w:hAnsi="Consolas" w:cs="Times New Roman"/>
-          <w:color w:val="BFBDB6"/>
-          <w:kern w:val="0"/>
-          <w:sz w:val="21"/>
-          <w:szCs w:val="21"/>
-          <w14:ligatures w14:val="none"/>
-        </w:rPr>
-        <w:t>.tanh</w:t>
-      </w:r>
-      <w:proofErr w:type="spellEnd"/>
-      <w:r>
-        <w:rPr>
-          <w:rFonts w:ascii="Consolas" w:eastAsia="Times New Roman" w:hAnsi="Consolas" w:cs="Times New Roman"/>
-          <w:color w:val="BFBDB6"/>
-          <w:kern w:val="0"/>
-          <w:sz w:val="21"/>
-          <w:szCs w:val="21"/>
-          <w14:ligatures w14:val="none"/>
-        </w:rPr>
-        <w:t>(inner)</w:t>
+        <w:t>.tanh(inner)</w:t>
       </w:r>
     </w:p>
     <w:p>
@@ -37704,7 +37802,6 @@
         </w:rPr>
         <w:t xml:space="preserve"> </w:t>
       </w:r>
-      <w:proofErr w:type="spellStart"/>
       <w:r>
         <w:rPr>
           <w:rFonts w:ascii="Consolas" w:eastAsia="Times New Roman" w:hAnsi="Consolas" w:cs="Times New Roman"/>
@@ -37725,19 +37822,7 @@
           <w:szCs w:val="21"/>
           <w14:ligatures w14:val="none"/>
         </w:rPr>
-        <w:t>.cosh</w:t>
-      </w:r>
-      <w:proofErr w:type="spellEnd"/>
-      <w:r>
-        <w:rPr>
-          <w:rFonts w:ascii="Consolas" w:eastAsia="Times New Roman" w:hAnsi="Consolas" w:cs="Times New Roman"/>
-          <w:color w:val="BFBDB6"/>
-          <w:kern w:val="0"/>
-          <w:sz w:val="21"/>
-          <w:szCs w:val="21"/>
-          <w14:ligatures w14:val="none"/>
-        </w:rPr>
-        <w:t xml:space="preserve">(inner) </w:t>
+        <w:t xml:space="preserve">.cosh(inner) </w:t>
       </w:r>
       <w:r>
         <w:rPr>
@@ -37795,9 +37880,19 @@
           <w:szCs w:val="21"/>
           <w14:ligatures w14:val="none"/>
         </w:rPr>
-        <w:t xml:space="preserve">    </w:t>
-      </w:r>
-      <w:proofErr w:type="spellStart"/>
+        <w:t>    d_inner    </w:t>
+      </w:r>
+      <w:r>
+        <w:rPr>
+          <w:rFonts w:ascii="Consolas" w:eastAsia="Times New Roman" w:hAnsi="Consolas" w:cs="Times New Roman"/>
+          <w:color w:val="F29668"/>
+          <w:kern w:val="0"/>
+          <w:sz w:val="21"/>
+          <w:szCs w:val="21"/>
+          <w14:ligatures w14:val="none"/>
+        </w:rPr>
+        <w:t>=</w:t>
+      </w:r>
       <w:r>
         <w:rPr>
           <w:rFonts w:ascii="Consolas" w:eastAsia="Times New Roman" w:hAnsi="Consolas" w:cs="Times New Roman"/>
@@ -37807,9 +37902,19 @@
           <w:szCs w:val="21"/>
           <w14:ligatures w14:val="none"/>
         </w:rPr>
-        <w:t>d_inner</w:t>
-      </w:r>
-      <w:proofErr w:type="spellEnd"/>
+        <w:t xml:space="preserve"> (</w:t>
+      </w:r>
+      <w:r>
+        <w:rPr>
+          <w:rFonts w:ascii="Consolas" w:eastAsia="Times New Roman" w:hAnsi="Consolas" w:cs="Times New Roman"/>
+          <w:color w:val="D2A6FF"/>
+          <w:kern w:val="0"/>
+          <w:sz w:val="21"/>
+          <w:szCs w:val="21"/>
+          <w14:ligatures w14:val="none"/>
+        </w:rPr>
+        <w:t>2</w:t>
+      </w:r>
       <w:r>
         <w:rPr>
           <w:rFonts w:ascii="Consolas" w:eastAsia="Times New Roman" w:hAnsi="Consolas" w:cs="Times New Roman"/>
@@ -37819,7 +37924,7 @@
           <w:szCs w:val="21"/>
           <w14:ligatures w14:val="none"/>
         </w:rPr>
-        <w:t xml:space="preserve">    </w:t>
+        <w:t xml:space="preserve"> </w:t>
       </w:r>
       <w:r>
         <w:rPr>
@@ -37830,7 +37935,7 @@
           <w:szCs w:val="21"/>
           <w14:ligatures w14:val="none"/>
         </w:rPr>
-        <w:t>=</w:t>
+        <w:t>/</w:t>
       </w:r>
       <w:r>
         <w:rPr>
@@ -37841,18 +37946,18 @@
           <w:szCs w:val="21"/>
           <w14:ligatures w14:val="none"/>
         </w:rPr>
-        <w:t xml:space="preserve"> (</w:t>
-      </w:r>
-      <w:r>
-        <w:rPr>
-          <w:rFonts w:ascii="Consolas" w:eastAsia="Times New Roman" w:hAnsi="Consolas" w:cs="Times New Roman"/>
-          <w:color w:val="D2A6FF"/>
-          <w:kern w:val="0"/>
-          <w:sz w:val="21"/>
-          <w:szCs w:val="21"/>
-          <w14:ligatures w14:val="none"/>
-        </w:rPr>
-        <w:t>2</w:t>
+        <w:t xml:space="preserve"> </w:t>
+      </w:r>
+      <w:r>
+        <w:rPr>
+          <w:rFonts w:ascii="Consolas" w:eastAsia="Times New Roman" w:hAnsi="Consolas" w:cs="Times New Roman"/>
+          <w:color w:val="59C2FF"/>
+          <w:kern w:val="0"/>
+          <w:sz w:val="21"/>
+          <w:szCs w:val="21"/>
+          <w14:ligatures w14:val="none"/>
+        </w:rPr>
+        <w:t>np</w:t>
       </w:r>
       <w:r>
         <w:rPr>
@@ -37863,64 +37968,7 @@
           <w:szCs w:val="21"/>
           <w14:ligatures w14:val="none"/>
         </w:rPr>
-        <w:t xml:space="preserve"> </w:t>
-      </w:r>
-      <w:r>
-        <w:rPr>
-          <w:rFonts w:ascii="Consolas" w:eastAsia="Times New Roman" w:hAnsi="Consolas" w:cs="Times New Roman"/>
-          <w:color w:val="F29668"/>
-          <w:kern w:val="0"/>
-          <w:sz w:val="21"/>
-          <w:szCs w:val="21"/>
-          <w14:ligatures w14:val="none"/>
-        </w:rPr>
-        <w:t>/</w:t>
-      </w:r>
-      <w:r>
-        <w:rPr>
-          <w:rFonts w:ascii="Consolas" w:eastAsia="Times New Roman" w:hAnsi="Consolas" w:cs="Times New Roman"/>
-          <w:color w:val="BFBDB6"/>
-          <w:kern w:val="0"/>
-          <w:sz w:val="21"/>
-          <w:szCs w:val="21"/>
-          <w14:ligatures w14:val="none"/>
-        </w:rPr>
-        <w:t xml:space="preserve"> </w:t>
-      </w:r>
-      <w:proofErr w:type="spellStart"/>
-      <w:r>
-        <w:rPr>
-          <w:rFonts w:ascii="Consolas" w:eastAsia="Times New Roman" w:hAnsi="Consolas" w:cs="Times New Roman"/>
-          <w:color w:val="59C2FF"/>
-          <w:kern w:val="0"/>
-          <w:sz w:val="21"/>
-          <w:szCs w:val="21"/>
-          <w14:ligatures w14:val="none"/>
-        </w:rPr>
-        <w:t>np</w:t>
-      </w:r>
-      <w:r>
-        <w:rPr>
-          <w:rFonts w:ascii="Consolas" w:eastAsia="Times New Roman" w:hAnsi="Consolas" w:cs="Times New Roman"/>
-          <w:color w:val="BFBDB6"/>
-          <w:kern w:val="0"/>
-          <w:sz w:val="21"/>
-          <w:szCs w:val="21"/>
-          <w14:ligatures w14:val="none"/>
-        </w:rPr>
-        <w:t>.pi</w:t>
-      </w:r>
-      <w:proofErr w:type="spellEnd"/>
-      <w:r>
-        <w:rPr>
-          <w:rFonts w:ascii="Consolas" w:eastAsia="Times New Roman" w:hAnsi="Consolas" w:cs="Times New Roman"/>
-          <w:color w:val="BFBDB6"/>
-          <w:kern w:val="0"/>
-          <w:sz w:val="21"/>
-          <w:szCs w:val="21"/>
-          <w14:ligatures w14:val="none"/>
-        </w:rPr>
-        <w:t xml:space="preserve">) </w:t>
+        <w:t xml:space="preserve">.pi) </w:t>
       </w:r>
       <w:r>
         <w:rPr>
@@ -38357,9 +38405,41 @@
           <w:szCs w:val="21"/>
           <w14:ligatures w14:val="none"/>
         </w:rPr>
+        <w:t xml:space="preserve"> tanh_inner) </w:t>
+      </w:r>
+      <w:r>
+        <w:rPr>
+          <w:rFonts w:ascii="Consolas" w:eastAsia="Times New Roman" w:hAnsi="Consolas" w:cs="Times New Roman"/>
+          <w:color w:val="F29668"/>
+          <w:kern w:val="0"/>
+          <w:sz w:val="21"/>
+          <w:szCs w:val="21"/>
+          <w14:ligatures w14:val="none"/>
+        </w:rPr>
+        <w:t>+</w:t>
+      </w:r>
+      <w:r>
+        <w:rPr>
+          <w:rFonts w:ascii="Consolas" w:eastAsia="Times New Roman" w:hAnsi="Consolas" w:cs="Times New Roman"/>
+          <w:color w:val="BFBDB6"/>
+          <w:kern w:val="0"/>
+          <w:sz w:val="21"/>
+          <w:szCs w:val="21"/>
+          <w14:ligatures w14:val="none"/>
+        </w:rPr>
         <w:t xml:space="preserve"> </w:t>
       </w:r>
-      <w:proofErr w:type="spellStart"/>
+      <w:r>
+        <w:rPr>
+          <w:rFonts w:ascii="Consolas" w:eastAsia="Times New Roman" w:hAnsi="Consolas" w:cs="Times New Roman"/>
+          <w:color w:val="D2A6FF"/>
+          <w:kern w:val="0"/>
+          <w:sz w:val="21"/>
+          <w:szCs w:val="21"/>
+          <w14:ligatures w14:val="none"/>
+        </w:rPr>
+        <w:t>0.5</w:t>
+      </w:r>
       <w:r>
         <w:rPr>
           <w:rFonts w:ascii="Consolas" w:eastAsia="Times New Roman" w:hAnsi="Consolas" w:cs="Times New Roman"/>
@@ -38369,9 +38449,19 @@
           <w:szCs w:val="21"/>
           <w14:ligatures w14:val="none"/>
         </w:rPr>
-        <w:t>tanh_inner</w:t>
-      </w:r>
-      <w:proofErr w:type="spellEnd"/>
+        <w:t xml:space="preserve"> </w:t>
+      </w:r>
+      <w:r>
+        <w:rPr>
+          <w:rFonts w:ascii="Consolas" w:eastAsia="Times New Roman" w:hAnsi="Consolas" w:cs="Times New Roman"/>
+          <w:color w:val="F29668"/>
+          <w:kern w:val="0"/>
+          <w:sz w:val="21"/>
+          <w:szCs w:val="21"/>
+          <w14:ligatures w14:val="none"/>
+        </w:rPr>
+        <w:t>*</w:t>
+      </w:r>
       <w:r>
         <w:rPr>
           <w:rFonts w:ascii="Consolas" w:eastAsia="Times New Roman" w:hAnsi="Consolas" w:cs="Times New Roman"/>
@@ -38381,7 +38471,29 @@
           <w:szCs w:val="21"/>
           <w14:ligatures w14:val="none"/>
         </w:rPr>
-        <w:t xml:space="preserve">) </w:t>
+        <w:t xml:space="preserve"> </w:t>
+      </w:r>
+      <w:r>
+        <w:rPr>
+          <w:rFonts w:ascii="Consolas" w:eastAsia="Times New Roman" w:hAnsi="Consolas" w:cs="Times New Roman"/>
+          <w:color w:val="D2A6FF"/>
+          <w:kern w:val="0"/>
+          <w:sz w:val="21"/>
+          <w:szCs w:val="21"/>
+          <w14:ligatures w14:val="none"/>
+        </w:rPr>
+        <w:t>x</w:t>
+      </w:r>
+      <w:r>
+        <w:rPr>
+          <w:rFonts w:ascii="Consolas" w:eastAsia="Times New Roman" w:hAnsi="Consolas" w:cs="Times New Roman"/>
+          <w:color w:val="BFBDB6"/>
+          <w:kern w:val="0"/>
+          <w:sz w:val="21"/>
+          <w:szCs w:val="21"/>
+          <w14:ligatures w14:val="none"/>
+        </w:rPr>
+        <w:t xml:space="preserve"> </w:t>
       </w:r>
       <w:r>
         <w:rPr>
@@ -38392,7 +38504,7 @@
           <w:szCs w:val="21"/>
           <w14:ligatures w14:val="none"/>
         </w:rPr>
-        <w:t>+</w:t>
+        <w:t>*</w:t>
       </w:r>
       <w:r>
         <w:rPr>
@@ -38403,18 +38515,18 @@
           <w:szCs w:val="21"/>
           <w14:ligatures w14:val="none"/>
         </w:rPr>
-        <w:t xml:space="preserve"> </w:t>
-      </w:r>
-      <w:r>
-        <w:rPr>
-          <w:rFonts w:ascii="Consolas" w:eastAsia="Times New Roman" w:hAnsi="Consolas" w:cs="Times New Roman"/>
-          <w:color w:val="D2A6FF"/>
-          <w:kern w:val="0"/>
-          <w:sz w:val="21"/>
-          <w:szCs w:val="21"/>
-          <w14:ligatures w14:val="none"/>
-        </w:rPr>
-        <w:t>0.5</w:t>
+        <w:t xml:space="preserve"> sech2 </w:t>
+      </w:r>
+      <w:r>
+        <w:rPr>
+          <w:rFonts w:ascii="Consolas" w:eastAsia="Times New Roman" w:hAnsi="Consolas" w:cs="Times New Roman"/>
+          <w:color w:val="F29668"/>
+          <w:kern w:val="0"/>
+          <w:sz w:val="21"/>
+          <w:szCs w:val="21"/>
+          <w14:ligatures w14:val="none"/>
+        </w:rPr>
+        <w:t>*</w:t>
       </w:r>
       <w:r>
         <w:rPr>
@@ -38425,109 +38537,8 @@
           <w:szCs w:val="21"/>
           <w14:ligatures w14:val="none"/>
         </w:rPr>
-        <w:t xml:space="preserve"> </w:t>
-      </w:r>
-      <w:r>
-        <w:rPr>
-          <w:rFonts w:ascii="Consolas" w:eastAsia="Times New Roman" w:hAnsi="Consolas" w:cs="Times New Roman"/>
-          <w:color w:val="F29668"/>
-          <w:kern w:val="0"/>
-          <w:sz w:val="21"/>
-          <w:szCs w:val="21"/>
-          <w14:ligatures w14:val="none"/>
-        </w:rPr>
-        <w:t>*</w:t>
-      </w:r>
-      <w:r>
-        <w:rPr>
-          <w:rFonts w:ascii="Consolas" w:eastAsia="Times New Roman" w:hAnsi="Consolas" w:cs="Times New Roman"/>
-          <w:color w:val="BFBDB6"/>
-          <w:kern w:val="0"/>
-          <w:sz w:val="21"/>
-          <w:szCs w:val="21"/>
-          <w14:ligatures w14:val="none"/>
-        </w:rPr>
-        <w:t xml:space="preserve"> </w:t>
-      </w:r>
-      <w:r>
-        <w:rPr>
-          <w:rFonts w:ascii="Consolas" w:eastAsia="Times New Roman" w:hAnsi="Consolas" w:cs="Times New Roman"/>
-          <w:color w:val="D2A6FF"/>
-          <w:kern w:val="0"/>
-          <w:sz w:val="21"/>
-          <w:szCs w:val="21"/>
-          <w14:ligatures w14:val="none"/>
-        </w:rPr>
-        <w:t>x</w:t>
-      </w:r>
-      <w:r>
-        <w:rPr>
-          <w:rFonts w:ascii="Consolas" w:eastAsia="Times New Roman" w:hAnsi="Consolas" w:cs="Times New Roman"/>
-          <w:color w:val="BFBDB6"/>
-          <w:kern w:val="0"/>
-          <w:sz w:val="21"/>
-          <w:szCs w:val="21"/>
-          <w14:ligatures w14:val="none"/>
-        </w:rPr>
-        <w:t xml:space="preserve"> </w:t>
-      </w:r>
-      <w:r>
-        <w:rPr>
-          <w:rFonts w:ascii="Consolas" w:eastAsia="Times New Roman" w:hAnsi="Consolas" w:cs="Times New Roman"/>
-          <w:color w:val="F29668"/>
-          <w:kern w:val="0"/>
-          <w:sz w:val="21"/>
-          <w:szCs w:val="21"/>
-          <w14:ligatures w14:val="none"/>
-        </w:rPr>
-        <w:t>*</w:t>
-      </w:r>
-      <w:r>
-        <w:rPr>
-          <w:rFonts w:ascii="Consolas" w:eastAsia="Times New Roman" w:hAnsi="Consolas" w:cs="Times New Roman"/>
-          <w:color w:val="BFBDB6"/>
-          <w:kern w:val="0"/>
-          <w:sz w:val="21"/>
-          <w:szCs w:val="21"/>
-          <w14:ligatures w14:val="none"/>
-        </w:rPr>
-        <w:t xml:space="preserve"> sech2 </w:t>
-      </w:r>
-      <w:r>
-        <w:rPr>
-          <w:rFonts w:ascii="Consolas" w:eastAsia="Times New Roman" w:hAnsi="Consolas" w:cs="Times New Roman"/>
-          <w:color w:val="F29668"/>
-          <w:kern w:val="0"/>
-          <w:sz w:val="21"/>
-          <w:szCs w:val="21"/>
-          <w14:ligatures w14:val="none"/>
-        </w:rPr>
-        <w:t>*</w:t>
-      </w:r>
-      <w:r>
-        <w:rPr>
-          <w:rFonts w:ascii="Consolas" w:eastAsia="Times New Roman" w:hAnsi="Consolas" w:cs="Times New Roman"/>
-          <w:color w:val="BFBDB6"/>
-          <w:kern w:val="0"/>
-          <w:sz w:val="21"/>
-          <w:szCs w:val="21"/>
-          <w14:ligatures w14:val="none"/>
-        </w:rPr>
-        <w:t xml:space="preserve"> </w:t>
-      </w:r>
-      <w:proofErr w:type="spellStart"/>
-      <w:r>
-        <w:rPr>
-          <w:rFonts w:ascii="Consolas" w:eastAsia="Times New Roman" w:hAnsi="Consolas" w:cs="Times New Roman"/>
-          <w:color w:val="BFBDB6"/>
-          <w:kern w:val="0"/>
-          <w:sz w:val="21"/>
-          <w:szCs w:val="21"/>
-          <w14:ligatures w14:val="none"/>
-        </w:rPr>
-        <w:t>d_inner</w:t>
-      </w:r>
-      <w:proofErr w:type="spellEnd"/>
+        <w:t xml:space="preserve"> d_inner</w:t>
+      </w:r>
     </w:p>
     <w:p>
       <w:pPr>
@@ -38656,21 +38667,8 @@
           <w:szCs w:val="21"/>
           <w14:ligatures w14:val="none"/>
         </w:rPr>
-        <w:t xml:space="preserve"> </w:t>
-      </w:r>
-      <w:proofErr w:type="spellStart"/>
-      <w:r>
-        <w:rPr>
-          <w:rFonts w:ascii="Consolas" w:eastAsia="Times New Roman" w:hAnsi="Consolas" w:cs="Times New Roman"/>
-          <w:color w:val="BFBDB6"/>
-          <w:kern w:val="0"/>
-          <w:sz w:val="21"/>
-          <w:szCs w:val="21"/>
-          <w14:ligatures w14:val="none"/>
-        </w:rPr>
-        <w:t>dXfn</w:t>
-      </w:r>
-      <w:proofErr w:type="spellEnd"/>
+        <w:t xml:space="preserve"> dXfn</w:t>
+      </w:r>
     </w:p>
     <w:p>
       <w:pPr>
@@ -39525,6 +39523,7 @@
           <w:szCs w:val="21"/>
           <w14:ligatures w14:val="none"/>
         </w:rPr>
+        <w:lastRenderedPageBreak/>
         <w:t>)</w:t>
       </w:r>
     </w:p>
@@ -39638,7 +39637,6 @@
           <w:sz w:val="26"/>
           <w:szCs w:val="26"/>
         </w:rPr>
-        <w:lastRenderedPageBreak/>
         <w:t xml:space="preserve">3.3 </w:t>
       </w:r>
       <w:r>
@@ -39683,7 +39681,23 @@
           <w:sz w:val="22"/>
           <w:szCs w:val="22"/>
         </w:rPr>
-        <w:t>Let Xin be the input to the attention block — the initial embedding matrix Xp, for the first layer, or the preceding layer's Xfn, for every subsequent layer — of shape (T, d_model), where T = seq_len.</w:t>
+        <w:t>Let Xin be the input to the attention block — the initial embedding matrix Xp, for the first layer, or the preceding layer's Xfn, for every subsequent layer — of shape (</w:t>
+      </w:r>
+      <w:r>
+        <w:rPr>
+          <w:rFonts w:eastAsiaTheme="minorEastAsia"/>
+          <w:sz w:val="22"/>
+          <w:szCs w:val="22"/>
+        </w:rPr>
+        <w:t>seq_len</w:t>
+      </w:r>
+      <w:r>
+        <w:rPr>
+          <w:rFonts w:eastAsiaTheme="minorEastAsia"/>
+          <w:sz w:val="22"/>
+          <w:szCs w:val="22"/>
+        </w:rPr>
+        <w:t>, d_model).</w:t>
       </w:r>
     </w:p>
     <w:p>
@@ -40866,7 +40880,23 @@
           <w:sz w:val="22"/>
           <w:szCs w:val="22"/>
         </w:rPr>
-        <w:t>Xin, projectedAtt, Xat: the block's input and output, each of shape (T, d_model)</w:t>
+        <w:t>Xin, projectedAtt, Xat: the block's input and output, each of shape (</w:t>
+      </w:r>
+      <w:r>
+        <w:rPr>
+          <w:rFonts w:eastAsiaTheme="minorEastAsia"/>
+          <w:sz w:val="22"/>
+          <w:szCs w:val="22"/>
+        </w:rPr>
+        <w:t xml:space="preserve">seq_len </w:t>
+      </w:r>
+      <w:r>
+        <w:rPr>
+          <w:rFonts w:eastAsiaTheme="minorEastAsia"/>
+          <w:sz w:val="22"/>
+          <w:szCs w:val="22"/>
+        </w:rPr>
+        <w:t>, d_model)</w:t>
       </w:r>
     </w:p>
     <w:p>
@@ -40989,18 +41019,32 @@
           <w:sz w:val="22"/>
           <w:szCs w:val="22"/>
         </w:rPr>
-        <w:t xml:space="preserve">): per-head query/key weight matrices, shape (ed, </w:t>
-      </w:r>
-      <w:proofErr w:type="spellStart"/>
+        <w:t>): per-head query/key weight matrices, shape (</w:t>
+      </w:r>
       <w:r>
         <w:rPr>
           <w:rFonts w:eastAsiaTheme="minorEastAsia"/>
           <w:sz w:val="22"/>
           <w:szCs w:val="22"/>
         </w:rPr>
+        <w:t>d_model</w:t>
+      </w:r>
+      <w:r>
+        <w:rPr>
+          <w:rFonts w:eastAsiaTheme="minorEastAsia"/>
+          <w:sz w:val="22"/>
+          <w:szCs w:val="22"/>
+        </w:rPr>
+        <w:t xml:space="preserve">, </w:t>
+      </w:r>
+      <w:r>
+        <w:rPr>
+          <w:rFonts w:eastAsiaTheme="minorEastAsia"/>
+          <w:sz w:val="22"/>
+          <w:szCs w:val="22"/>
+        </w:rPr>
         <w:t>qk_d</w:t>
       </w:r>
-      <w:proofErr w:type="spellEnd"/>
       <w:r>
         <w:rPr>
           <w:rFonts w:eastAsiaTheme="minorEastAsia"/>
@@ -41077,7 +41121,23 @@
           <w:sz w:val="22"/>
           <w:szCs w:val="22"/>
         </w:rPr>
-        <w:t>per-head value weight matrix, shape (ed, d_v) — one such matrix per head</w:t>
+        <w:t xml:space="preserve">per-head value weight matrix, shape </w:t>
+      </w:r>
+      <w:r>
+        <w:rPr>
+          <w:rFonts w:eastAsiaTheme="minorEastAsia"/>
+          <w:sz w:val="22"/>
+          <w:szCs w:val="22"/>
+        </w:rPr>
+        <w:t>(d_model</w:t>
+      </w:r>
+      <w:r>
+        <w:rPr>
+          <w:rFonts w:eastAsiaTheme="minorEastAsia"/>
+          <w:sz w:val="22"/>
+          <w:szCs w:val="22"/>
+        </w:rPr>
+        <w:t>, d_v) — one such matrix per head</w:t>
       </w:r>
     </w:p>
     <w:p>
@@ -41205,18 +41265,32 @@
           <w:sz w:val="22"/>
           <w:szCs w:val="22"/>
         </w:rPr>
-        <w:t xml:space="preserve">per-head query/key matrices, shape (T, </w:t>
-      </w:r>
-      <w:proofErr w:type="spellStart"/>
+        <w:t xml:space="preserve">per-head query/key matrices, shape </w:t>
+      </w:r>
       <w:r>
         <w:rPr>
           <w:rFonts w:eastAsiaTheme="minorEastAsia"/>
           <w:sz w:val="22"/>
           <w:szCs w:val="22"/>
         </w:rPr>
+        <w:t>(seq_len</w:t>
+      </w:r>
+      <w:r>
+        <w:rPr>
+          <w:rFonts w:eastAsiaTheme="minorEastAsia"/>
+          <w:sz w:val="22"/>
+          <w:szCs w:val="22"/>
+        </w:rPr>
+        <w:t xml:space="preserve">, </w:t>
+      </w:r>
+      <w:r>
+        <w:rPr>
+          <w:rFonts w:eastAsiaTheme="minorEastAsia"/>
+          <w:sz w:val="22"/>
+          <w:szCs w:val="22"/>
+        </w:rPr>
         <w:t>qk_d</w:t>
       </w:r>
-      <w:proofErr w:type="spellEnd"/>
       <w:r>
         <w:rPr>
           <w:rFonts w:eastAsiaTheme="minorEastAsia"/>
@@ -41277,7 +41351,23 @@
           <w:sz w:val="22"/>
           <w:szCs w:val="22"/>
         </w:rPr>
-        <w:t>: per-head value matrix, shape (T, d_v)</w:t>
+        <w:t xml:space="preserve">: per-head value matrix, shape </w:t>
+      </w:r>
+      <w:r>
+        <w:rPr>
+          <w:rFonts w:eastAsiaTheme="minorEastAsia"/>
+          <w:sz w:val="22"/>
+          <w:szCs w:val="22"/>
+        </w:rPr>
+        <w:t>(seq_len</w:t>
+      </w:r>
+      <w:r>
+        <w:rPr>
+          <w:rFonts w:eastAsiaTheme="minorEastAsia"/>
+          <w:sz w:val="22"/>
+          <w:szCs w:val="22"/>
+        </w:rPr>
+        <w:t>, d_v)</w:t>
       </w:r>
     </w:p>
     <w:p>
@@ -41299,7 +41389,24 @@
           <w:sz w:val="22"/>
           <w:szCs w:val="22"/>
         </w:rPr>
-        <w:t>M: the causal mask, shape (T, T), shared across all heads</w:t>
+        <w:lastRenderedPageBreak/>
+        <w:t xml:space="preserve">M: the causal mask, shape </w:t>
+      </w:r>
+      <w:r>
+        <w:rPr>
+          <w:rFonts w:eastAsiaTheme="minorEastAsia"/>
+          <w:sz w:val="22"/>
+          <w:szCs w:val="22"/>
+        </w:rPr>
+        <w:t>(seq_len, seq_len)</w:t>
+      </w:r>
+      <w:r>
+        <w:rPr>
+          <w:rFonts w:eastAsiaTheme="minorEastAsia"/>
+          <w:sz w:val="22"/>
+          <w:szCs w:val="22"/>
+        </w:rPr>
+        <w:t>, shared across all heads</w:t>
       </w:r>
     </w:p>
     <w:p>
@@ -41370,7 +41477,15 @@
           <w:sz w:val="22"/>
           <w:szCs w:val="22"/>
         </w:rPr>
-        <w:t>): head h's attention weights (post-softmax), shape (T, T)</w:t>
+        <w:t xml:space="preserve">): head h's attention weights (post-softmax), shape </w:t>
+      </w:r>
+      <w:r>
+        <w:rPr>
+          <w:rFonts w:eastAsiaTheme="minorEastAsia"/>
+          <w:sz w:val="22"/>
+          <w:szCs w:val="22"/>
+        </w:rPr>
+        <w:t>(seq_len, seq_len)</w:t>
       </w:r>
     </w:p>
     <w:p>
@@ -41441,18 +41556,32 @@
           <w:sz w:val="22"/>
           <w:szCs w:val="22"/>
         </w:rPr>
-        <w:t xml:space="preserve">): head h's attention output, shape (T, </w:t>
-      </w:r>
-      <w:proofErr w:type="spellStart"/>
+        <w:t xml:space="preserve">): head h's attention output, shape </w:t>
+      </w:r>
       <w:r>
         <w:rPr>
           <w:rFonts w:eastAsiaTheme="minorEastAsia"/>
           <w:sz w:val="22"/>
           <w:szCs w:val="22"/>
         </w:rPr>
+        <w:t>(seq_len</w:t>
+      </w:r>
+      <w:r>
+        <w:rPr>
+          <w:rFonts w:eastAsiaTheme="minorEastAsia"/>
+          <w:sz w:val="22"/>
+          <w:szCs w:val="22"/>
+        </w:rPr>
+        <w:t xml:space="preserve">, </w:t>
+      </w:r>
+      <w:r>
+        <w:rPr>
+          <w:rFonts w:eastAsiaTheme="minorEastAsia"/>
+          <w:sz w:val="22"/>
+          <w:szCs w:val="22"/>
+        </w:rPr>
         <w:t>qk_d</w:t>
       </w:r>
-      <w:proofErr w:type="spellEnd"/>
       <w:r>
         <w:rPr>
           <w:rFonts w:eastAsiaTheme="minorEastAsia"/>
@@ -41481,8 +41610,23 @@
           <w:sz w:val="22"/>
           <w:szCs w:val="22"/>
         </w:rPr>
-        <w:lastRenderedPageBreak/>
-        <w:t>conAtt: the concatenation of all heads' outputs, shape (T, heads·d_v)</w:t>
+        <w:t xml:space="preserve">conAtt: the concatenation of all heads' outputs, shape </w:t>
+      </w:r>
+      <w:r>
+        <w:rPr>
+          <w:rFonts w:eastAsiaTheme="minorEastAsia"/>
+          <w:sz w:val="22"/>
+          <w:szCs w:val="22"/>
+        </w:rPr>
+        <w:t>(seq_len</w:t>
+      </w:r>
+      <w:r>
+        <w:rPr>
+          <w:rFonts w:eastAsiaTheme="minorEastAsia"/>
+          <w:sz w:val="22"/>
+          <w:szCs w:val="22"/>
+        </w:rPr>
+        <w:t>, heads·d_v)</w:t>
       </w:r>
     </w:p>
     <w:p>
@@ -41773,7 +41917,6 @@
         </w:rPr>
         <w:t xml:space="preserve">Since </w:t>
       </w:r>
-      <w:proofErr w:type="spellStart"/>
       <w:r>
         <w:rPr>
           <w:rFonts w:eastAsiaTheme="minorEastAsia"/>
@@ -41790,17 +41933,7 @@
           <w:sz w:val="22"/>
           <w:szCs w:val="22"/>
         </w:rPr>
-        <w:t>tt</w:t>
-      </w:r>
-      <w:proofErr w:type="spellEnd"/>
-      <w:r>
-        <w:rPr>
-          <w:rFonts w:eastAsiaTheme="minorEastAsia"/>
-          <w:iCs/>
-          <w:sz w:val="22"/>
-          <w:szCs w:val="22"/>
-        </w:rPr>
-        <w:t xml:space="preserve"> was formed by concatenating each head's output, </w:t>
+        <w:t xml:space="preserve">tt was formed by concatenating each head's output, </w:t>
       </w:r>
       <m:oMath>
         <m:r>
@@ -44254,6 +44387,7 @@
           <w:sz w:val="22"/>
           <w:szCs w:val="22"/>
         </w:rPr>
+        <w:lastRenderedPageBreak/>
         <w:t>Merging across heads.</w:t>
       </w:r>
       <w:r>
@@ -44450,7 +44584,6 @@
           <w:sz w:val="22"/>
           <w:szCs w:val="22"/>
         </w:rPr>
-        <w:lastRenderedPageBreak/>
         <w:t>Finally, propagating backward through Layer Normalization (Section 2.4), using the attention block's own γ, β:</w:t>
       </w:r>
     </w:p>
@@ -46725,6 +46858,7 @@
           <w:szCs w:val="21"/>
           <w14:ligatures w14:val="none"/>
         </w:rPr>
+        <w:lastRenderedPageBreak/>
         <w:t xml:space="preserve">dXn1 </w:t>
       </w:r>
       <w:r>
@@ -47417,7 +47551,6 @@
           <w:szCs w:val="21"/>
           <w14:ligatures w14:val="none"/>
         </w:rPr>
-        <w:lastRenderedPageBreak/>
         <w:t xml:space="preserve">dXin2, dgamma_att, dbeta_att </w:t>
       </w:r>
       <w:r>
@@ -47677,7 +47810,23 @@
           <w:sz w:val="22"/>
           <w:szCs w:val="22"/>
         </w:rPr>
-        <w:t>Let T be the input vector of shape (1, seq_len), where each entry is the integer token ID corresponding to one input character. Wemb is the embedding matrix, of shape (vocab_size, d_model). Each token is mapped to its corresponding row of Wemb, producing Xem of shape (seq_len, d_model):</w:t>
+        <w:t xml:space="preserve">Let T be the input vector of shape (1, seq_len), where each entry is the integer token ID corresponding to one input character. Wemb is the embedding matrix, of shape (vocab_size, d_model). Each token is mapped to its corresponding row of Wemb, producing </w:t>
+      </w:r>
+      <w:r>
+        <w:rPr>
+          <w:rFonts w:eastAsiaTheme="minorEastAsia"/>
+          <w:sz w:val="22"/>
+          <w:szCs w:val="22"/>
+        </w:rPr>
+        <w:t>E</w:t>
+      </w:r>
+      <w:r>
+        <w:rPr>
+          <w:rFonts w:eastAsiaTheme="minorEastAsia"/>
+          <w:sz w:val="22"/>
+          <w:szCs w:val="22"/>
+        </w:rPr>
+        <w:t xml:space="preserve"> of shape (seq_len, d_model):</w:t>
       </w:r>
     </w:p>
     <w:p>
@@ -47691,14 +47840,6 @@
       </w:pPr>
       <m:oMathPara>
         <m:oMath>
-          <m:r>
-            <w:rPr>
-              <w:rFonts w:ascii="Cambria Math" w:eastAsiaTheme="minorEastAsia" w:hAnsi="Cambria Math"/>
-              <w:sz w:val="28"/>
-              <w:szCs w:val="28"/>
-            </w:rPr>
-            <m:t>Xe</m:t>
-          </m:r>
           <m:sSub>
             <m:sSubPr>
               <m:ctrlPr>
@@ -47716,7 +47857,7 @@
                   <w:sz w:val="28"/>
                   <w:szCs w:val="28"/>
                 </w:rPr>
-                <m:t>m</m:t>
+                <m:t>E</m:t>
               </m:r>
             </m:e>
             <m:sub>
@@ -47838,7 +47979,23 @@
               <w:sz w:val="28"/>
               <w:szCs w:val="28"/>
             </w:rPr>
-            <m:t>Xp=Xem+PE</m:t>
+            <m:t>Xp=</m:t>
+          </m:r>
+          <m:r>
+            <w:rPr>
+              <w:rFonts w:ascii="Cambria Math" w:eastAsiaTheme="minorEastAsia" w:hAnsi="Cambria Math"/>
+              <w:sz w:val="28"/>
+              <w:szCs w:val="28"/>
+            </w:rPr>
+            <m:t>E</m:t>
+          </m:r>
+          <m:r>
+            <w:rPr>
+              <w:rFonts w:ascii="Cambria Math" w:eastAsiaTheme="minorEastAsia" w:hAnsi="Cambria Math"/>
+              <w:sz w:val="28"/>
+              <w:szCs w:val="28"/>
+            </w:rPr>
+            <m:t>+PE</m:t>
           </m:r>
         </m:oMath>
       </m:oMathPara>
@@ -47924,7 +48081,15 @@
           <w:sz w:val="22"/>
           <w:szCs w:val="22"/>
         </w:rPr>
-        <w:t>Xem = the looked-up embedding matrix, shape (seq_len, d_model)</w:t>
+        <w:t>E</w:t>
+      </w:r>
+      <w:r>
+        <w:rPr>
+          <w:rFonts w:eastAsiaTheme="minorEastAsia"/>
+          <w:sz w:val="22"/>
+          <w:szCs w:val="22"/>
+        </w:rPr>
+        <w:t xml:space="preserve"> = the looked-up embedding matrix, shape (seq_len, d_model)</w:t>
       </w:r>
     </w:p>
     <w:p>
@@ -48056,7 +48221,23 @@
               <w:sz w:val="28"/>
               <w:szCs w:val="28"/>
             </w:rPr>
-            <m:t>dXem=dXp</m:t>
+            <m:t>d</m:t>
+          </m:r>
+          <m:r>
+            <w:rPr>
+              <w:rFonts w:ascii="Cambria Math" w:eastAsiaTheme="minorEastAsia" w:hAnsi="Cambria Math"/>
+              <w:sz w:val="28"/>
+              <w:szCs w:val="28"/>
+            </w:rPr>
+            <m:t>E</m:t>
+          </m:r>
+          <m:r>
+            <w:rPr>
+              <w:rFonts w:ascii="Cambria Math" w:eastAsiaTheme="minorEastAsia" w:hAnsi="Cambria Math"/>
+              <w:sz w:val="28"/>
+              <w:szCs w:val="28"/>
+            </w:rPr>
+            <m:t>=dXp</m:t>
           </m:r>
         </m:oMath>
       </m:oMathPara>
@@ -48078,6 +48259,7 @@
           <w:sz w:val="22"/>
           <w:szCs w:val="22"/>
         </w:rPr>
+        <w:lastRenderedPageBreak/>
         <w:t xml:space="preserve">To find </w:t>
       </w:r>
       <m:oMath>
@@ -48118,7 +48300,6 @@
               <w:sz w:val="28"/>
               <w:szCs w:val="28"/>
             </w:rPr>
-            <w:lastRenderedPageBreak/>
             <m:t>dWem</m:t>
           </m:r>
           <m:sSub>
@@ -48234,14 +48415,6 @@
               </m:r>
             </m:e>
           </m:nary>
-          <m:r>
-            <w:rPr>
-              <w:rFonts w:ascii="Cambria Math" w:eastAsiaTheme="minorEastAsia" w:hAnsi="Cambria Math"/>
-              <w:sz w:val="28"/>
-              <w:szCs w:val="28"/>
-            </w:rPr>
-            <m:t>Xe</m:t>
-          </m:r>
           <m:sSub>
             <m:sSubPr>
               <m:ctrlPr>
@@ -48259,7 +48432,7 @@
                   <w:sz w:val="28"/>
                   <w:szCs w:val="28"/>
                 </w:rPr>
-                <m:t>m</m:t>
+                <m:t>E</m:t>
               </m:r>
             </m:e>
             <m:sub>
@@ -48353,7 +48526,29 @@
           <w:szCs w:val="21"/>
           <w14:ligatures w14:val="none"/>
         </w:rPr>
-        <w:t xml:space="preserve">dXem </w:t>
+        <w:t>d</w:t>
+      </w:r>
+      <w:r>
+        <w:rPr>
+          <w:rFonts w:ascii="Consolas" w:eastAsia="Times New Roman" w:hAnsi="Consolas" w:cs="Times New Roman"/>
+          <w:color w:val="BFBDB6"/>
+          <w:kern w:val="0"/>
+          <w:sz w:val="21"/>
+          <w:szCs w:val="21"/>
+          <w14:ligatures w14:val="none"/>
+        </w:rPr>
+        <w:t>E</w:t>
+      </w:r>
+      <w:r>
+        <w:rPr>
+          <w:rFonts w:ascii="Consolas" w:eastAsia="Times New Roman" w:hAnsi="Consolas" w:cs="Times New Roman"/>
+          <w:color w:val="BFBDB6"/>
+          <w:kern w:val="0"/>
+          <w:sz w:val="21"/>
+          <w:szCs w:val="21"/>
+          <w14:ligatures w14:val="none"/>
+        </w:rPr>
+        <w:t xml:space="preserve"> </w:t>
       </w:r>
       <w:r>
         <w:rPr>
@@ -48524,7 +48719,29 @@
           <w:szCs w:val="21"/>
           <w14:ligatures w14:val="none"/>
         </w:rPr>
-        <w:t>(dWemb, T, dXem)</w:t>
+        <w:t>(dWemb, T, d</w:t>
+      </w:r>
+      <w:r>
+        <w:rPr>
+          <w:rFonts w:ascii="Consolas" w:eastAsia="Times New Roman" w:hAnsi="Consolas" w:cs="Times New Roman"/>
+          <w:color w:val="BFBDB6"/>
+          <w:kern w:val="0"/>
+          <w:sz w:val="21"/>
+          <w:szCs w:val="21"/>
+          <w14:ligatures w14:val="none"/>
+        </w:rPr>
+        <w:t>E</w:t>
+      </w:r>
+      <w:r>
+        <w:rPr>
+          <w:rFonts w:ascii="Consolas" w:eastAsia="Times New Roman" w:hAnsi="Consolas" w:cs="Times New Roman"/>
+          <w:color w:val="BFBDB6"/>
+          <w:kern w:val="0"/>
+          <w:sz w:val="21"/>
+          <w:szCs w:val="21"/>
+          <w14:ligatures w14:val="none"/>
+        </w:rPr>
+        <w:t>)</w:t>
       </w:r>
     </w:p>
     <w:p>
@@ -48590,17 +48807,23 @@
     <w:p>
       <w:pPr>
         <w:spacing w:after="120" w:line="276" w:lineRule="auto"/>
-      </w:pPr>
-      <w:r>
         <w:rPr>
           <w:sz w:val="22"/>
         </w:rPr>
-        <w:t>To verify the correctness of the derived gradients and evaluate the end-to-end model, the complete Transformer architecture was trained as a character-level language model on the Tiny Shakespeare dataset (1,115,394 characters). The corpus was split 90% for training (~1,003,854 characters) and 10% for validation (~111,540 characters). The character vocabulary consists of 65 unique tokens (vocab_size = 65), mapping each unique character to an integer index.</w:t>
+      </w:pPr>
+      <w:r>
+        <w:rPr>
+          <w:sz w:val="22"/>
+        </w:rPr>
+        <w:t>To evaluate the end-to-end implementation, the complete Transformer was trained as a character-level language model on the Tiny Shakespeare dataset (1,115,394 characters). The corpus was split 90 % for training (~1,003,854 characters) and 10 % for validation (~111,540 characters). The character vocabulary contains 65 unique tokens (vocab_size = 65).</w:t>
       </w:r>
     </w:p>
     <w:p>
       <w:pPr>
         <w:spacing w:after="120" w:line="276" w:lineRule="auto"/>
+        <w:rPr>
+          <w:sz w:val="22"/>
+        </w:rPr>
       </w:pPr>
       <w:r>
         <w:rPr>
@@ -49041,6 +49264,7 @@
                 <w:sz w:val="22"/>
                 <w:szCs w:val="22"/>
               </w:rPr>
+              <w:lastRenderedPageBreak/>
               <w:t>ffn_wd</w:t>
             </w:r>
           </w:p>
@@ -49106,7 +49330,21 @@
                 <w:sz w:val="22"/>
                 <w:szCs w:val="22"/>
               </w:rPr>
-              <w:t>block_size (T)</w:t>
+              <w:t xml:space="preserve">block_size </w:t>
+            </w:r>
+            <w:r>
+              <w:rPr>
+                <w:sz w:val="22"/>
+                <w:szCs w:val="22"/>
+              </w:rPr>
+              <w:t>(seq_len</w:t>
+            </w:r>
+            <w:r>
+              <w:rPr>
+                <w:sz w:val="22"/>
+                <w:szCs w:val="22"/>
+              </w:rPr>
+              <w:t>)</w:t>
             </w:r>
           </w:p>
         </w:tc>
@@ -49146,7 +49384,21 @@
                 <w:sz w:val="22"/>
                 <w:szCs w:val="22"/>
               </w:rPr>
-              <w:t>Context window length (tokens)</w:t>
+              <w:t xml:space="preserve">Context window length </w:t>
+            </w:r>
+            <w:r>
+              <w:rPr>
+                <w:sz w:val="22"/>
+                <w:szCs w:val="22"/>
+              </w:rPr>
+              <w:t>(seq_len</w:t>
+            </w:r>
+            <w:r>
+              <w:rPr>
+                <w:sz w:val="22"/>
+                <w:szCs w:val="22"/>
+              </w:rPr>
+              <w:t>okens)</w:t>
             </w:r>
           </w:p>
         </w:tc>
@@ -49171,7 +49423,6 @@
                 <w:sz w:val="22"/>
                 <w:szCs w:val="22"/>
               </w:rPr>
-              <w:lastRenderedPageBreak/>
               <w:t>batch_size</w:t>
             </w:r>
           </w:p>
@@ -49582,7 +49833,7 @@
                 <w:sz w:val="22"/>
                 <w:szCs w:val="22"/>
               </w:rPr>
-              <w:t>10,000</w:t>
+              <w:t>4,000</w:t>
             </w:r>
           </w:p>
         </w:tc>
@@ -49621,7 +49872,19 @@
         <w:rPr>
           <w:sz w:val="22"/>
         </w:rPr>
-        <w:t>Optimization used the Adam update rule derived in Section 2.2. The learning rate warms up linearly from 0 to 0.001 over the first 500 steps to prevent unstable updates when second-moment estimates are noisy, followed by an inverse-time decay schedule: alpha_t = base_alpha / (1 + decay_rate * (t - warmup_steps)).</w:t>
+        <w:t xml:space="preserve">Optimization used the Adam update rule derived in Section 2.2. The learning rate warms up linearly from 0 to 0.001 over the first 500 steps to prevent unstable updates when second-moment estimates are noisy, followed by an inverse-time decay schedule: alpha_t = base_alpha / (1 + decay_rate * </w:t>
+      </w:r>
+      <w:r>
+        <w:rPr>
+          <w:sz w:val="22"/>
+        </w:rPr>
+        <w:t>(seq_len</w:t>
+      </w:r>
+      <w:r>
+        <w:rPr>
+          <w:sz w:val="22"/>
+        </w:rPr>
+        <w:t xml:space="preserve"> - warmup_steps)).</w:t>
       </w:r>
     </w:p>
     <w:p>
@@ -49638,13 +49901,16 @@
     </w:p>
     <w:p>
       <w:pPr>
-        <w:spacing w:after="120" w:line="276" w:lineRule="auto"/>
-      </w:pPr>
-      <w:r>
+        <w:spacing w:before="240" w:after="80"/>
         <w:rPr>
           <w:sz w:val="22"/>
         </w:rPr>
-        <w:t>The model was trained for 10,000 steps. Cross-entropy loss was evaluated periodically on random mini-batches sampled from both the training and validation sets. Figure 4.1 shows the resulting loss curves across training.</w:t>
+      </w:pPr>
+      <w:r>
+        <w:rPr>
+          <w:sz w:val="22"/>
+        </w:rPr>
+        <w:t>The model was trained for 4,000 steps. Cross-entropy loss was evaluated periodically on random mini-batches from both the training and validation sets (Figure 4.1).</w:t>
       </w:r>
     </w:p>
     <w:p>
@@ -49657,10 +49923,10 @@
         </w:rPr>
         <w:lastRenderedPageBreak/>
         <w:drawing>
-          <wp:inline distT="0" distB="0" distL="0" distR="0" wp14:anchorId="47F177AB" wp14:editId="1588A5D4">
-            <wp:extent cx="5303520" cy="3182112"/>
+          <wp:inline distT="0" distB="0" distL="0" distR="0" wp14:anchorId="1C9C1607" wp14:editId="131E1752">
+            <wp:extent cx="5943600" cy="3568700"/>
             <wp:effectExtent l="0" t="0" r="0" b="0"/>
-            <wp:docPr id="1" name="Picture 1"/>
+            <wp:docPr id="594106704" name="Picture 1"/>
             <wp:cNvGraphicFramePr>
               <a:graphicFrameLocks xmlns:a="http://schemas.openxmlformats.org/drawingml/2006/main" noChangeAspect="1"/>
             </wp:cNvGraphicFramePr>
@@ -49668,23 +49934,36 @@
               <a:graphicData uri="http://schemas.openxmlformats.org/drawingml/2006/picture">
                 <pic:pic xmlns:pic="http://schemas.openxmlformats.org/drawingml/2006/picture">
                   <pic:nvPicPr>
-                    <pic:cNvPr id="0" name="loss_curve.png"/>
-                    <pic:cNvPicPr/>
+                    <pic:cNvPr id="0" name="Picture 1"/>
+                    <pic:cNvPicPr>
+                      <a:picLocks noChangeAspect="1" noChangeArrowheads="1"/>
+                    </pic:cNvPicPr>
                   </pic:nvPicPr>
                   <pic:blipFill>
-                    <a:blip r:embed="rId9"/>
+                    <a:blip r:embed="rId9" cstate="print">
+                      <a:extLst>
+                        <a:ext uri="{28A0092B-C50C-407E-A947-70E740481C1C}">
+                          <a14:useLocalDpi xmlns:a14="http://schemas.microsoft.com/office/drawing/2010/main" val="0"/>
+                        </a:ext>
+                      </a:extLst>
+                    </a:blip>
+                    <a:srcRect/>
                     <a:stretch>
                       <a:fillRect/>
                     </a:stretch>
                   </pic:blipFill>
-                  <pic:spPr>
+                  <pic:spPr bwMode="auto">
                     <a:xfrm>
                       <a:off x="0" y="0"/>
-                      <a:ext cx="5303520" cy="3182112"/>
+                      <a:ext cx="5943600" cy="3568700"/>
                     </a:xfrm>
                     <a:prstGeom prst="rect">
                       <a:avLst/>
                     </a:prstGeom>
+                    <a:noFill/>
+                    <a:ln>
+                      <a:noFill/>
+                    </a:ln>
                   </pic:spPr>
                 </pic:pic>
               </a:graphicData>
@@ -49707,82 +49986,115 @@
     </w:p>
     <w:p>
       <w:pPr>
-        <w:spacing w:after="120" w:line="276" w:lineRule="auto"/>
-      </w:pPr>
-      <w:r>
+        <w:spacing w:before="240" w:after="80"/>
         <w:rPr>
           <w:sz w:val="22"/>
         </w:rPr>
-        <w:t>Key observations from the training progression:</w:t>
+      </w:pPr>
+      <w:r>
+        <w:rPr>
+          <w:sz w:val="22"/>
+        </w:rPr>
+        <w:t>Key observations:</w:t>
       </w:r>
     </w:p>
     <w:p>
       <w:pPr>
-        <w:spacing w:after="120" w:line="276" w:lineRule="auto"/>
-      </w:pPr>
-      <w:r>
+        <w:numPr>
+          <w:ilvl w:val="0"/>
+          <w:numId w:val="16"/>
+        </w:numPr>
+        <w:spacing w:before="240" w:after="80"/>
         <w:rPr>
           <w:sz w:val="22"/>
         </w:rPr>
-        <w:t>1. Rapid Initial Optimization (Steps 0 - 1,000): Loss drops sharply from 3.25 to approximately 1.60. During this initial stage, the network quickly learns the unigram distribution of the corpus (whitespace, punctuation, and common English letters) and begins capturing frequent bigrams.</w:t>
+      </w:pPr>
+      <w:r>
+        <w:rPr>
+          <w:b/>
+          <w:bCs/>
+          <w:sz w:val="22"/>
+        </w:rPr>
+        <w:t>Rapid initial drop (0–1,000 steps):</w:t>
+      </w:r>
+      <w:r>
+        <w:rPr>
+          <w:sz w:val="22"/>
+        </w:rPr>
+        <w:t xml:space="preserve"> Loss falls from ~3.65 to ~1.60 as the model quickly learns the unigram distribution and frequent bigrams.</w:t>
       </w:r>
     </w:p>
     <w:p>
       <w:pPr>
-        <w:spacing w:after="120" w:line="276" w:lineRule="auto"/>
-      </w:pPr>
-      <w:r>
+        <w:numPr>
+          <w:ilvl w:val="0"/>
+          <w:numId w:val="16"/>
+        </w:numPr>
+        <w:spacing w:before="240" w:after="80"/>
         <w:rPr>
           <w:sz w:val="22"/>
         </w:rPr>
-        <w:t>2. Syntactic and Lexical Formation (Steps 1,000 - 4,000): The loss steadily declines from 1.60 to 1.35. Here, the multi-head attention heads and feedforward pattern-matching sub-layers form valid English words, punctuation pairs, and the distinctive dialogue script format of the dataset (e.g., character names followed by colons).</w:t>
+      </w:pPr>
+      <w:r>
+        <w:rPr>
+          <w:b/>
+          <w:bCs/>
+          <w:sz w:val="22"/>
+        </w:rPr>
+        <w:t>Continued improvement (1,000–4,000 steps):</w:t>
+      </w:r>
+      <w:r>
+        <w:rPr>
+          <w:sz w:val="22"/>
+        </w:rPr>
+        <w:t xml:space="preserve"> Training loss declines further to ~1.45 while validation loss stabilizes around 1.65–1.70, producing a modest generalization gap of ~0.20–0.25. This behavior is expected for a small character-level Transformer trained without dropout or weight decay on a 1 MB corpus.</w:t>
       </w:r>
     </w:p>
     <w:p>
       <w:pPr>
-        <w:spacing w:after="120" w:line="276" w:lineRule="auto"/>
-      </w:pPr>
-      <w:r>
-        <w:rPr>
-          <w:sz w:val="22"/>
-        </w:rPr>
-        <w:t>3. Asymptotic Convergence &amp; Generalization (Steps 4,000 - 10,000): Training loss continues to decline, reaching 1.22 at step 10,000, while validation loss stabilizes around 1.58. The resulting ~0.36 generalization gap is expected for a character-level model trained without dropout or weight decay on a small 1 MB dataset, confirming stable convergence without gradient explosion or vanishing.</w:t>
+        <w:spacing w:before="240" w:after="80"/>
+        <w:rPr>
+          <w:b/>
+          <w:sz w:val="25"/>
+        </w:rPr>
+      </w:pPr>
+      <w:r>
+        <w:rPr>
+          <w:b/>
+          <w:sz w:val="25"/>
+        </w:rPr>
+        <w:t>4.3 Qualitative Text Generation</w:t>
       </w:r>
     </w:p>
     <w:p>
       <w:pPr>
         <w:spacing w:before="240" w:after="80"/>
-      </w:pPr>
-      <w:r>
-        <w:rPr>
-          <w:b/>
-          <w:sz w:val="25"/>
-        </w:rPr>
-        <w:t>4.3 Qualitative Text Generation</w:t>
+        <w:rPr>
+          <w:sz w:val="22"/>
+          <w:szCs w:val="22"/>
+        </w:rPr>
+      </w:pPr>
+      <w:r>
+        <w:rPr>
+          <w:sz w:val="22"/>
+          <w:szCs w:val="22"/>
+        </w:rPr>
+        <w:t>To evaluate generation quality, text was sampled autoregressively from the model using the procedure in sample.py. Generation began from a newline token and proceeded token-by-token with temperature = 0.8. The table below shows representative outputs at successive training stages (the full samples are provided in the accompanying files).</w:t>
       </w:r>
     </w:p>
     <w:p>
       <w:pPr>
+        <w:spacing w:before="240" w:after="80"/>
+        <w:rPr>
+          <w:sz w:val="22"/>
+          <w:szCs w:val="22"/>
+        </w:rPr>
+      </w:pPr>
+    </w:p>
+    <w:p>
+      <w:pPr>
         <w:spacing w:after="120" w:line="276" w:lineRule="auto"/>
       </w:pPr>
-      <w:r>
-        <w:rPr>
-          <w:sz w:val="22"/>
-        </w:rPr>
-        <w:t xml:space="preserve">To evaluate generation quality, text was sampled autoregressively from the model using the sampling algorithm outlined in sample.py. Starting with a newline token context, predictions were generated token-by-token with temperature scaling (T = 0.8) to balance diversity and fluency. </w:t>
-      </w:r>
-      <w:r>
-        <w:rPr>
-          <w:sz w:val="22"/>
-        </w:rPr>
-        <w:t xml:space="preserve">Following </w:t>
-      </w:r>
-      <w:r>
-        <w:rPr>
-          <w:sz w:val="22"/>
-        </w:rPr>
-        <w:t>Table illustrates the progression of generated text across training steps.</w:t>
-      </w:r>
     </w:p>
     <w:tbl>
       <w:tblPr>
@@ -49908,7 +50220,14 @@
                 <w:szCs w:val="22"/>
               </w:rPr>
               <w:lastRenderedPageBreak/>
-              <w:t>100</w:t>
+              <w:t>6</w:t>
+            </w:r>
+            <w:r>
+              <w:rPr>
+                <w:sz w:val="22"/>
+                <w:szCs w:val="22"/>
+              </w:rPr>
+              <w:t>00</w:t>
             </w:r>
           </w:p>
         </w:tc>
@@ -49934,7 +50253,7 @@
                 <w:sz w:val="22"/>
                 <w:szCs w:val="22"/>
               </w:rPr>
-              <w:t>3.25</w:t>
+              <w:t>~2.0-2.1</w:t>
             </w:r>
           </w:p>
         </w:tc>
@@ -49960,86 +50279,7 @@
                 <w:sz w:val="22"/>
                 <w:szCs w:val="22"/>
               </w:rPr>
-              <w:t xml:space="preserve">y;r b:dfl\'m! e t.h </w:t>
-            </w:r>
-            <w:proofErr w:type="spellStart"/>
-            <w:r>
-              <w:rPr>
-                <w:sz w:val="22"/>
-                <w:szCs w:val="22"/>
-              </w:rPr>
-              <w:t>eoae</w:t>
-            </w:r>
-            <w:proofErr w:type="spellEnd"/>
-            <w:r>
-              <w:rPr>
-                <w:sz w:val="22"/>
-                <w:szCs w:val="22"/>
-              </w:rPr>
-              <w:t xml:space="preserve">  </w:t>
-            </w:r>
-            <w:proofErr w:type="spellStart"/>
-            <w:r>
-              <w:rPr>
-                <w:sz w:val="22"/>
-                <w:szCs w:val="22"/>
-              </w:rPr>
-              <w:t>hls</w:t>
-            </w:r>
-            <w:proofErr w:type="spellEnd"/>
-            <w:r>
-              <w:rPr>
-                <w:sz w:val="22"/>
-                <w:szCs w:val="22"/>
-              </w:rPr>
-              <w:t xml:space="preserve">   </w:t>
-            </w:r>
-            <w:proofErr w:type="spellStart"/>
-            <w:r>
-              <w:rPr>
-                <w:sz w:val="22"/>
-                <w:szCs w:val="22"/>
-              </w:rPr>
-              <w:t>rtt</w:t>
-            </w:r>
-            <w:proofErr w:type="spellEnd"/>
-            <w:r>
-              <w:rPr>
-                <w:sz w:val="22"/>
-                <w:szCs w:val="22"/>
-              </w:rPr>
-              <w:t xml:space="preserve">  </w:t>
-            </w:r>
-            <w:proofErr w:type="spellStart"/>
-            <w:r>
-              <w:rPr>
-                <w:sz w:val="22"/>
-                <w:szCs w:val="22"/>
-              </w:rPr>
-              <w:t>aoe</w:t>
-            </w:r>
-            <w:proofErr w:type="spellEnd"/>
-            <w:r>
-              <w:rPr>
-                <w:sz w:val="22"/>
-                <w:szCs w:val="22"/>
-              </w:rPr>
-              <w:t xml:space="preserve">  p ;e r...\n</w:t>
-            </w:r>
-          </w:p>
-          <w:p>
-            <w:pPr>
-              <w:rPr>
-                <w:sz w:val="22"/>
-                <w:szCs w:val="22"/>
-              </w:rPr>
-            </w:pPr>
-            <w:r>
-              <w:rPr>
-                <w:sz w:val="22"/>
-                <w:szCs w:val="22"/>
-              </w:rPr>
-              <w:t>(Random character soup; learns whitespace distribution)</w:t>
+              <w:t>Mostly random character sequences with occasional short English-like fragments. Character-name patterns begin to appear (e.g. “IOCTTINTEH:”, “AUCANK:”), indicating the model has started to learn the dialogue format of the dataset.</w:t>
             </w:r>
           </w:p>
         </w:tc>
@@ -50070,7 +50310,41 @@
                 <w:sz w:val="22"/>
                 <w:szCs w:val="22"/>
               </w:rPr>
-              <w:t>1,000</w:t>
+              <w:t>1,200</w:t>
+            </w:r>
+          </w:p>
+          <w:p>
+            <w:pPr>
+              <w:rPr>
+                <w:sz w:val="22"/>
+                <w:szCs w:val="22"/>
+              </w:rPr>
+            </w:pPr>
+          </w:p>
+        </w:tc>
+        <w:tc>
+          <w:tcPr>
+            <w:tcW w:w="3120" w:type="dxa"/>
+            <w:tcBorders>
+              <w:top w:val="single" w:sz="4" w:space="0" w:color="auto"/>
+              <w:left w:val="single" w:sz="4" w:space="0" w:color="auto"/>
+              <w:bottom w:val="single" w:sz="4" w:space="0" w:color="auto"/>
+              <w:right w:val="single" w:sz="4" w:space="0" w:color="auto"/>
+            </w:tcBorders>
+          </w:tcPr>
+          <w:p>
+            <w:pPr>
+              <w:rPr>
+                <w:sz w:val="22"/>
+                <w:szCs w:val="22"/>
+              </w:rPr>
+            </w:pPr>
+            <w:r>
+              <w:rPr>
+                <w:sz w:val="22"/>
+                <w:szCs w:val="22"/>
+              </w:rPr>
+              <w:t>~1.7–1.8</w:t>
             </w:r>
           </w:p>
         </w:tc>
@@ -50096,48 +50370,7 @@
                 <w:sz w:val="22"/>
                 <w:szCs w:val="22"/>
               </w:rPr>
-              <w:t>1.62</w:t>
-            </w:r>
-          </w:p>
-        </w:tc>
-        <w:tc>
-          <w:tcPr>
-            <w:tcW w:w="3120" w:type="dxa"/>
-            <w:tcBorders>
-              <w:top w:val="single" w:sz="4" w:space="0" w:color="auto"/>
-              <w:left w:val="single" w:sz="4" w:space="0" w:color="auto"/>
-              <w:bottom w:val="single" w:sz="4" w:space="0" w:color="auto"/>
-              <w:right w:val="single" w:sz="4" w:space="0" w:color="auto"/>
-            </w:tcBorders>
-          </w:tcPr>
-          <w:p>
-            <w:pPr>
-              <w:rPr>
-                <w:sz w:val="22"/>
-                <w:szCs w:val="22"/>
-              </w:rPr>
-            </w:pPr>
-            <w:r>
-              <w:rPr>
-                <w:sz w:val="22"/>
-                <w:szCs w:val="22"/>
-              </w:rPr>
-              <w:t>MENENIUS:\nWhat is the lord to the wind and son of the state?\n</w:t>
-            </w:r>
-          </w:p>
-          <w:p>
-            <w:pPr>
-              <w:rPr>
-                <w:sz w:val="22"/>
-                <w:szCs w:val="22"/>
-              </w:rPr>
-            </w:pPr>
-            <w:r>
-              <w:rPr>
-                <w:sz w:val="22"/>
-                <w:szCs w:val="22"/>
-              </w:rPr>
-              <w:t>(Valid words, dialogue capitalization, and basic syntax appear)</w:t>
+              <w:t>Recognizable character names become more frequent (PENENTAR, LOAUCESTER, KING ANG ELOT, POME). Some multi-word phrases emerge, but spelling and syntax remain heavily broken.</w:t>
             </w:r>
           </w:p>
         </w:tc>
@@ -50168,8 +50401,16 @@
                 <w:sz w:val="22"/>
                 <w:szCs w:val="22"/>
               </w:rPr>
-              <w:t>5,000</w:t>
+              <w:t>1,800</w:t>
             </w:r>
+          </w:p>
+          <w:p>
+            <w:pPr>
+              <w:rPr>
+                <w:sz w:val="22"/>
+                <w:szCs w:val="22"/>
+              </w:rPr>
+            </w:pPr>
           </w:p>
         </w:tc>
         <w:tc>
@@ -50194,8 +50435,16 @@
                 <w:sz w:val="22"/>
                 <w:szCs w:val="22"/>
               </w:rPr>
-              <w:t>1.31</w:t>
+              <w:t>~1.6</w:t>
             </w:r>
+          </w:p>
+          <w:p>
+            <w:pPr>
+              <w:rPr>
+                <w:sz w:val="22"/>
+                <w:szCs w:val="22"/>
+              </w:rPr>
+            </w:pPr>
           </w:p>
         </w:tc>
         <w:tc>
@@ -50220,22 +50469,7 @@
                 <w:sz w:val="22"/>
                 <w:szCs w:val="22"/>
               </w:rPr>
-              <w:t>GLOUCESTER:\nIf thou hast loved me, I should not be so mild;\nFor in the world there is no stranger man.\n</w:t>
-            </w:r>
-          </w:p>
-          <w:p>
-            <w:pPr>
-              <w:rPr>
-                <w:sz w:val="22"/>
-                <w:szCs w:val="22"/>
-              </w:rPr>
-            </w:pPr>
-            <w:r>
-              <w:rPr>
-                <w:sz w:val="22"/>
-                <w:szCs w:val="22"/>
-              </w:rPr>
-              <w:t>(Metrical rhythm, Elizabethan phrasing, coherent clauses)</w:t>
+              <w:t>Longer sequences of English words appear. The model produces partial sentences and begins to capture some Elizabethan-style phrasing, though coherence is still limited.</w:t>
             </w:r>
           </w:p>
         </w:tc>
@@ -50266,7 +50500,106 @@
                 <w:sz w:val="22"/>
                 <w:szCs w:val="22"/>
               </w:rPr>
-              <w:t>10,000</w:t>
+              <w:t>3,000–3,200</w:t>
+            </w:r>
+          </w:p>
+          <w:p>
+            <w:pPr>
+              <w:rPr>
+                <w:sz w:val="22"/>
+                <w:szCs w:val="22"/>
+              </w:rPr>
+            </w:pPr>
+          </w:p>
+        </w:tc>
+        <w:tc>
+          <w:tcPr>
+            <w:tcW w:w="3120" w:type="dxa"/>
+            <w:tcBorders>
+              <w:top w:val="single" w:sz="4" w:space="0" w:color="auto"/>
+              <w:left w:val="single" w:sz="4" w:space="0" w:color="auto"/>
+              <w:bottom w:val="single" w:sz="4" w:space="0" w:color="auto"/>
+              <w:right w:val="single" w:sz="4" w:space="0" w:color="auto"/>
+            </w:tcBorders>
+          </w:tcPr>
+          <w:p>
+            <w:pPr>
+              <w:rPr>
+                <w:sz w:val="22"/>
+                <w:szCs w:val="22"/>
+              </w:rPr>
+            </w:pPr>
+            <w:r>
+              <w:rPr>
+                <w:sz w:val="22"/>
+                <w:szCs w:val="22"/>
+              </w:rPr>
+              <w:t>~1.50</w:t>
+            </w:r>
+          </w:p>
+          <w:p>
+            <w:pPr>
+              <w:rPr>
+                <w:sz w:val="22"/>
+                <w:szCs w:val="22"/>
+              </w:rPr>
+            </w:pPr>
+          </w:p>
+        </w:tc>
+        <w:tc>
+          <w:tcPr>
+            <w:tcW w:w="3120" w:type="dxa"/>
+            <w:tcBorders>
+              <w:top w:val="single" w:sz="4" w:space="0" w:color="auto"/>
+              <w:left w:val="single" w:sz="4" w:space="0" w:color="auto"/>
+              <w:bottom w:val="single" w:sz="4" w:space="0" w:color="auto"/>
+              <w:right w:val="single" w:sz="4" w:space="0" w:color="auto"/>
+            </w:tcBorders>
+          </w:tcPr>
+          <w:p>
+            <w:pPr>
+              <w:rPr>
+                <w:sz w:val="22"/>
+                <w:szCs w:val="22"/>
+              </w:rPr>
+            </w:pPr>
+            <w:r>
+              <w:rPr>
+                <w:sz w:val="22"/>
+                <w:szCs w:val="22"/>
+              </w:rPr>
+              <w:t>Noticeable gains in readability. Some lines approach coherent Shakespearean dialogue, although misspellings and incomplete thoughts remain common.</w:t>
+            </w:r>
+          </w:p>
+        </w:tc>
+      </w:tr>
+      <w:tr>
+        <w:trPr>
+          <w:jc w:val="center"/>
+        </w:trPr>
+        <w:tc>
+          <w:tcPr>
+            <w:tcW w:w="3120" w:type="dxa"/>
+            <w:tcBorders>
+              <w:top w:val="single" w:sz="4" w:space="0" w:color="auto"/>
+              <w:left w:val="single" w:sz="4" w:space="0" w:color="auto"/>
+              <w:bottom w:val="single" w:sz="4" w:space="0" w:color="auto"/>
+              <w:right w:val="single" w:sz="4" w:space="0" w:color="auto"/>
+            </w:tcBorders>
+          </w:tcPr>
+          <w:p>
+            <w:pPr>
+              <w:rPr>
+                <w:sz w:val="22"/>
+                <w:szCs w:val="22"/>
+              </w:rPr>
+            </w:pPr>
+            <w:r>
+              <w:rPr>
+                <w:sz w:val="22"/>
+                <w:szCs w:val="22"/>
+              </w:rPr>
+              <w:t>4,000</w:t>
             </w:r>
           </w:p>
         </w:tc>
@@ -50292,7 +50625,7 @@
                 <w:sz w:val="22"/>
                 <w:szCs w:val="22"/>
               </w:rPr>
-              <w:t>1.22</w:t>
+              <w:t>~1.45</w:t>
             </w:r>
           </w:p>
         </w:tc>
@@ -50318,22 +50651,7 @@
                 <w:sz w:val="22"/>
                 <w:szCs w:val="22"/>
               </w:rPr>
-              <w:t>WARWICK:\nBe patient, gentle queen, and I will stay;\nThe commons are in arms, and call for peace.\n</w:t>
-            </w:r>
-          </w:p>
-          <w:p>
-            <w:pPr>
-              <w:rPr>
-                <w:sz w:val="22"/>
-                <w:szCs w:val="22"/>
-              </w:rPr>
-            </w:pPr>
-            <w:r>
-              <w:rPr>
-                <w:sz w:val="22"/>
-                <w:szCs w:val="22"/>
-              </w:rPr>
-              <w:t>(Accurate theatrical layout, grammar, and poetic cadence)</w:t>
+              <w:t>est overall quality in the run. The model reliably produces the CHARACTER: dialogue format and generates multi-sentence passages that are partially fluent, though still far from fully grammatical or metrically consistent.</w:t>
             </w:r>
           </w:p>
         </w:tc>
@@ -50346,37 +50664,153 @@
     </w:p>
     <w:p>
       <w:pPr>
-        <w:spacing w:before="240" w:after="80"/>
-      </w:pPr>
-      <w:r>
-        <w:rPr>
-          <w:b/>
-          <w:sz w:val="25"/>
-        </w:rPr>
-        <w:t>4.4 Conclusion</w:t>
+        <w:spacing w:after="120" w:line="276" w:lineRule="auto"/>
+        <w:rPr>
+          <w:sz w:val="22"/>
+          <w:szCs w:val="22"/>
+        </w:rPr>
+      </w:pPr>
+      <w:r>
+        <w:rPr>
+          <w:sz w:val="22"/>
+          <w:szCs w:val="22"/>
+        </w:rPr>
+        <w:t xml:space="preserve">These samples illustrate a clear progression: the model first acquires the surface statistics of the corpus (character frequencies and the dialogue layout), then gradually improves local word formation and </w:t>
+      </w:r>
+      <w:r>
+        <w:rPr>
+          <w:sz w:val="22"/>
+          <w:szCs w:val="22"/>
+        </w:rPr>
+        <w:lastRenderedPageBreak/>
+        <w:t xml:space="preserve">short-range syntax. Even at 4,000 steps the generated text remains imperfect—consistent with a small character-level model (4 layers, </w:t>
+      </w:r>
+      <m:oMath>
+        <m:sSub>
+          <m:sSubPr>
+            <m:ctrlPr>
+              <w:rPr>
+                <w:rFonts w:ascii="Cambria Math" w:hAnsi="Cambria Math"/>
+                <w:sz w:val="22"/>
+                <w:szCs w:val="22"/>
+              </w:rPr>
+            </m:ctrlPr>
+          </m:sSubPr>
+          <m:e>
+            <m:r>
+              <w:rPr>
+                <w:rFonts w:ascii="Cambria Math" w:hAnsi="Cambria Math"/>
+                <w:sz w:val="22"/>
+                <w:szCs w:val="22"/>
+              </w:rPr>
+              <m:t>d</m:t>
+            </m:r>
+          </m:e>
+          <m:sub>
+            <m:r>
+              <m:rPr>
+                <m:nor/>
+              </m:rPr>
+              <w:rPr>
+                <w:sz w:val="22"/>
+                <w:szCs w:val="22"/>
+              </w:rPr>
+              <m:t>model</m:t>
+            </m:r>
+          </m:sub>
+        </m:sSub>
+        <m:r>
+          <w:rPr>
+            <w:rFonts w:ascii="Cambria Math" w:hAnsi="Cambria Math"/>
+            <w:sz w:val="22"/>
+            <w:szCs w:val="22"/>
+          </w:rPr>
+          <m:t>=128</m:t>
+        </m:r>
+      </m:oMath>
+      <w:r>
+        <w:rPr>
+          <w:sz w:val="22"/>
+          <w:szCs w:val="22"/>
+        </w:rPr>
+        <w:t>) trained without regularization on a modest dataset.</w:t>
       </w:r>
     </w:p>
     <w:p>
       <w:pPr>
-        <w:spacing w:after="120" w:line="276" w:lineRule="auto"/>
-      </w:pPr>
-      <w:r>
-        <w:rPr>
-          <w:sz w:val="22"/>
-        </w:rPr>
-        <w:t>Across this two-part series, we have demonstrated the complete end-to-end design, derivation, and pure NumPy implementation of a decoder-only Transformer language model. Part 1 established the architectural structure, forward dataflow, and design decisions (including Pre-LN normalization, causal masking, and separate per-head projections). Part 2 derived the exact analytical gradients for every component  including multi-head attention, the GELU feedforward network, Layer Normalization, unembedding, and the Adam optimizer  and verified them through end-to-end training on Tiny Shakespeare.</w:t>
+        <w:spacing w:before="240" w:after="80"/>
+        <w:rPr>
+          <w:sz w:val="28"/>
+          <w:szCs w:val="28"/>
+        </w:rPr>
+      </w:pPr>
+      <w:r>
+        <w:rPr>
+          <w:b/>
+          <w:sz w:val="28"/>
+          <w:szCs w:val="28"/>
+        </w:rPr>
+        <w:t>Conclusion</w:t>
       </w:r>
     </w:p>
     <w:p>
       <w:pPr>
         <w:spacing w:after="120" w:line="276" w:lineRule="auto"/>
-      </w:pPr>
-      <w:r>
         <w:rPr>
           <w:sz w:val="22"/>
         </w:rPr>
-        <w:t>The results demonstrate that manual vectorized backpropagation achieves the same numerical stability and learning dynamics as modern deep learning frameworks, providing an unobstructed view into the underlying mechanics of Transformer architectures.</w:t>
-      </w:r>
+      </w:pPr>
+      <w:r>
+        <w:rPr>
+          <w:sz w:val="22"/>
+        </w:rPr>
+        <w:t>Across this two-part series the complete design, analytical derivation, and pure-NumPy implementation of a decoder-only Transformer language model have been presented. Part 1 described the architectural structure, forward dataflow, and key design choices (</w:t>
+      </w:r>
+      <w:r>
+        <w:rPr>
+          <w:sz w:val="22"/>
+        </w:rPr>
+        <w:t>pre-LN</w:t>
+      </w:r>
+      <w:r>
+        <w:rPr>
+          <w:sz w:val="22"/>
+        </w:rPr>
+        <w:t xml:space="preserve"> residual connections, causal masking, and independent per-head projections). Part 2 derived the exact gradients for every component—multi-head attention, the GELU feed-forward network, Layer Normalization, the unembedding layer, and the Adam optimizer—and demonstrated that the resulting implementation can be trained successfully as a character-level language model on the Tiny Shakespeare corpus.</w:t>
+      </w:r>
+    </w:p>
+    <w:p>
+      <w:pPr>
+        <w:spacing w:after="120" w:line="276" w:lineRule="auto"/>
+        <w:rPr>
+          <w:sz w:val="22"/>
+        </w:rPr>
+      </w:pPr>
+      <w:r>
+        <w:rPr>
+          <w:sz w:val="22"/>
+        </w:rPr>
+        <w:t>The training run confirms that the hand-derived, vectorized backpropagation is functionally correct: the model exhibits stable optimization, a steadily decreasing training loss, and the progressive acquisition of character-level and short-range syntactic patterns. While a decreasing loss does not constitute a formal verification of every gradient, the observed learning dynamics provide strong practical evidence that the implementation is sound.</w:t>
+      </w:r>
+    </w:p>
+    <w:p>
+      <w:pPr>
+        <w:spacing w:after="120" w:line="276" w:lineRule="auto"/>
+        <w:rPr>
+          <w:sz w:val="22"/>
+        </w:rPr>
+      </w:pPr>
+      <w:r>
+        <w:rPr>
+          <w:sz w:val="22"/>
+        </w:rPr>
+        <w:t>By exposing every matrix multiplication, residual connection, and gradient computation, the pure-NumPy approach offers a transparent window into the internal mechanics of Transformer models that is often obscured by high-level frameworks.</w:t>
+      </w:r>
+    </w:p>
+    <w:p>
+      <w:pPr>
+        <w:spacing w:after="120" w:line="276" w:lineRule="auto"/>
+      </w:pPr>
     </w:p>
     <w:sectPr>
       <w:pgSz w:w="12240" w:h="15840"/>
@@ -52553,6 +52987,119 @@
         <w:rFonts w:ascii="Wingdings" w:hAnsi="Wingdings" w:hint="default"/>
         <w:sz w:val="20"/>
       </w:rPr>
+    </w:lvl>
+  </w:abstractNum>
+  <w:abstractNum w:abstractNumId="15" w15:restartNumberingAfterBreak="0">
+    <w:nsid w:val="7EF9778F"/>
+    <w:multiLevelType w:val="multilevel"/>
+    <w:tmpl w:val="D65C067C"/>
+    <w:lvl w:ilvl="0">
+      <w:start w:val="1"/>
+      <w:numFmt w:val="decimal"/>
+      <w:lvlText w:val="%1."/>
+      <w:lvlJc w:val="left"/>
+      <w:pPr>
+        <w:tabs>
+          <w:tab w:val="num" w:pos="720"/>
+        </w:tabs>
+        <w:ind w:left="720" w:hanging="360"/>
+      </w:pPr>
+    </w:lvl>
+    <w:lvl w:ilvl="1" w:tentative="1">
+      <w:start w:val="1"/>
+      <w:numFmt w:val="decimal"/>
+      <w:lvlText w:val="%2."/>
+      <w:lvlJc w:val="left"/>
+      <w:pPr>
+        <w:tabs>
+          <w:tab w:val="num" w:pos="1440"/>
+        </w:tabs>
+        <w:ind w:left="1440" w:hanging="360"/>
+      </w:pPr>
+    </w:lvl>
+    <w:lvl w:ilvl="2" w:tentative="1">
+      <w:start w:val="1"/>
+      <w:numFmt w:val="decimal"/>
+      <w:lvlText w:val="%3."/>
+      <w:lvlJc w:val="left"/>
+      <w:pPr>
+        <w:tabs>
+          <w:tab w:val="num" w:pos="2160"/>
+        </w:tabs>
+        <w:ind w:left="2160" w:hanging="360"/>
+      </w:pPr>
+    </w:lvl>
+    <w:lvl w:ilvl="3" w:tentative="1">
+      <w:start w:val="1"/>
+      <w:numFmt w:val="decimal"/>
+      <w:lvlText w:val="%4."/>
+      <w:lvlJc w:val="left"/>
+      <w:pPr>
+        <w:tabs>
+          <w:tab w:val="num" w:pos="2880"/>
+        </w:tabs>
+        <w:ind w:left="2880" w:hanging="360"/>
+      </w:pPr>
+    </w:lvl>
+    <w:lvl w:ilvl="4" w:tentative="1">
+      <w:start w:val="1"/>
+      <w:numFmt w:val="decimal"/>
+      <w:lvlText w:val="%5."/>
+      <w:lvlJc w:val="left"/>
+      <w:pPr>
+        <w:tabs>
+          <w:tab w:val="num" w:pos="3600"/>
+        </w:tabs>
+        <w:ind w:left="3600" w:hanging="360"/>
+      </w:pPr>
+    </w:lvl>
+    <w:lvl w:ilvl="5" w:tentative="1">
+      <w:start w:val="1"/>
+      <w:numFmt w:val="decimal"/>
+      <w:lvlText w:val="%6."/>
+      <w:lvlJc w:val="left"/>
+      <w:pPr>
+        <w:tabs>
+          <w:tab w:val="num" w:pos="4320"/>
+        </w:tabs>
+        <w:ind w:left="4320" w:hanging="360"/>
+      </w:pPr>
+    </w:lvl>
+    <w:lvl w:ilvl="6" w:tentative="1">
+      <w:start w:val="1"/>
+      <w:numFmt w:val="decimal"/>
+      <w:lvlText w:val="%7."/>
+      <w:lvlJc w:val="left"/>
+      <w:pPr>
+        <w:tabs>
+          <w:tab w:val="num" w:pos="5040"/>
+        </w:tabs>
+        <w:ind w:left="5040" w:hanging="360"/>
+      </w:pPr>
+    </w:lvl>
+    <w:lvl w:ilvl="7" w:tentative="1">
+      <w:start w:val="1"/>
+      <w:numFmt w:val="decimal"/>
+      <w:lvlText w:val="%8."/>
+      <w:lvlJc w:val="left"/>
+      <w:pPr>
+        <w:tabs>
+          <w:tab w:val="num" w:pos="5760"/>
+        </w:tabs>
+        <w:ind w:left="5760" w:hanging="360"/>
+      </w:pPr>
+    </w:lvl>
+    <w:lvl w:ilvl="8" w:tentative="1">
+      <w:start w:val="1"/>
+      <w:numFmt w:val="decimal"/>
+      <w:lvlText w:val="%9."/>
+      <w:lvlJc w:val="left"/>
+      <w:pPr>
+        <w:tabs>
+          <w:tab w:val="num" w:pos="6480"/>
+        </w:tabs>
+        <w:ind w:left="6480" w:hanging="360"/>
+      </w:pPr>
     </w:lvl>
   </w:abstractNum>
   <w:num w:numId="1" w16cid:durableId="1868256293">
@@ -52599,6 +53146,9 @@
   </w:num>
   <w:num w:numId="15" w16cid:durableId="2114938457">
     <w:abstractNumId w:val="12"/>
+  </w:num>
+  <w:num w:numId="16" w16cid:durableId="418016852">
+    <w:abstractNumId w:val="15"/>
   </w:num>
 </w:numbering>
 </file>
